--- a/docs/manual/AnimeMaker_V2_사용설명서.docx
+++ b/docs/manual/AnimeMaker_V2_사용설명서.docx
@@ -5160,7 +5160,7 @@
       <w:r>
         <w:drawing>
           <wp:inline distT="0" distB="0" distL="0" distR="0">
-            <wp:extent cx="5762625" cy="4467225"/>
+            <wp:extent cx="5762625" cy="4295775"/>
             <wp:effectExtent t="0" r="0" b="0" l="0"/>
             <wp:docPr id="1" name="" descr="" title=""/>
             <wp:cNvGraphicFramePr>
@@ -5185,7 +5185,7 @@
                   <pic:spPr bwMode="auto">
                     <a:xfrm>
                       <a:off x="0" y="0"/>
-                      <a:ext cx="5762625" cy="4467225"/>
+                      <a:ext cx="5762625" cy="4295775"/>
                     </a:xfrm>
                     <a:prstGeom prst="rect">
                       <a:avLst/>
@@ -5827,7 +5827,7 @@
           <w:sz w:val="24"/>
           <w:szCs w:val="24"/>
         </w:rPr>
-        <w:t xml:space="preserve"> : 까만 창이 나오고 글자가 쭉 지나가요. 다 끝나면 창을 닫아요. (ChatGPT 는 Node.js 라는 프로그램이 먼저 있어야 해요. 어른에게 부탁해요.)</w:t>
+        <w:t xml:space="preserve"> : 파란 창이 나오고 글자가 쭉 지나가요. "끝났습니다"가 나오면 창을 닫아요.</w:t>
       </w:r>
     </w:p>
     <w:p>
@@ -13186,7 +13186,7 @@
                 <w:sz w:val="21"/>
                 <w:szCs w:val="21"/>
               </w:rPr>
-              <w:t xml:space="preserve">AnimeMaker V2 를 껐다가 다시 켜 보세요.</w:t>
+              <w:t xml:space="preserve">설치 창이 "끝났습니다"까지 나왔는지 보고 [상태 확인]을 다시 눌러요. 그래도 안 되면 AnimeMaker V2 를 껐다가 다시 켜 보세요.</w:t>
             </w:r>
           </w:p>
         </w:tc>
@@ -15085,7 +15085,7 @@
           <w:sz w:val="24"/>
           <w:szCs w:val="24"/>
         </w:rPr>
-        <w:t xml:space="preserve"> : Node.js(LTS)가 먼저 설치되어 있어야 합니다. 로그인은 반드시 "Sign in with ChatGPT" 를 고르세요(API key 로그인은 종량제).</w:t>
+        <w:t xml:space="preserve"> : [설치하기]는 OpenAI 공식 설치 프로그램(chatgpt.com/codex/install.ps1)을 실행합니다(Node.js 불필요). 예전에 npm 으로 설치한 Codex 도 그대로 찾습니다. 로그인은 반드시 "Sign in with ChatGPT" 를 고르세요(API key 로그인은 종량제).</w:t>
       </w:r>
     </w:p>
     <w:p>

--- a/docs/manual/AnimeMaker_V2_사용설명서.docx
+++ b/docs/manual/AnimeMaker_V2_사용설명서.docx
@@ -9904,7 +9904,49 @@
           <w:sz w:val="24"/>
           <w:szCs w:val="24"/>
         </w:rPr>
-        <w:t xml:space="preserve">를 눌러요.</w:t>
+        <w:t xml:space="preserve">를 누르면 맞추기 창이 열려요. 창 맨 위에 </w:t>
+      </w:r>
+      <w:r>
+        <w:rPr>
+          <w:rFonts w:ascii="맑은 고딕" w:cs="맑은 고딕" w:eastAsia="맑은 고딕" w:hAnsi="맑은 고딕"/>
+          <w:b/>
+          <w:bCs/>
+          <w:color w:val="1F1B2E"/>
+          <w:sz w:val="24"/>
+          <w:szCs w:val="24"/>
+        </w:rPr>
+        <w:t xml:space="preserve">🎤 1. 맞추기</w:t>
+      </w:r>
+      <w:r>
+        <w:rPr>
+          <w:rFonts w:ascii="맑은 고딕" w:cs="맑은 고딕" w:eastAsia="맑은 고딕" w:hAnsi="맑은 고딕"/>
+          <w:b w:val="false"/>
+          <w:bCs w:val="false"/>
+          <w:sz w:val="24"/>
+          <w:szCs w:val="24"/>
+        </w:rPr>
+        <w:t xml:space="preserve">와 </w:t>
+      </w:r>
+      <w:r>
+        <w:rPr>
+          <w:rFonts w:ascii="맑은 고딕" w:cs="맑은 고딕" w:eastAsia="맑은 고딕" w:hAnsi="맑은 고딕"/>
+          <w:b/>
+          <w:bCs/>
+          <w:color w:val="1F1B2E"/>
+          <w:sz w:val="24"/>
+          <w:szCs w:val="24"/>
+        </w:rPr>
+        <w:t xml:space="preserve">👀 2. 확인하기</w:t>
+      </w:r>
+      <w:r>
+        <w:rPr>
+          <w:rFonts w:ascii="맑은 고딕" w:cs="맑은 고딕" w:eastAsia="맑은 고딕" w:hAnsi="맑은 고딕"/>
+          <w:b w:val="false"/>
+          <w:bCs w:val="false"/>
+          <w:sz w:val="24"/>
+          <w:szCs w:val="24"/>
+        </w:rPr>
+        <w:t xml:space="preserve">, 두 단계가 있어요.</w:t>
       </w:r>
     </w:p>
     <w:p>
@@ -9983,12 +10025,23 @@
       <w:r>
         <w:rPr>
           <w:rFonts w:ascii="맑은 고딕" w:cs="맑은 고딕" w:eastAsia="맑은 고딕" w:hAnsi="맑은 고딕"/>
-          <w:b w:val="false"/>
-          <w:bCs w:val="false"/>
-          <w:sz w:val="24"/>
-          <w:szCs w:val="24"/>
-        </w:rPr>
-        <w:t xml:space="preserve">노래를 재생해요. 0.75배, 0.5배로 느리게 들을 수도 있어요.</w:t>
+          <w:b/>
+          <w:bCs/>
+          <w:color w:val="1F1B2E"/>
+          <w:sz w:val="24"/>
+          <w:szCs w:val="24"/>
+        </w:rPr>
+        <w:t xml:space="preserve">[▶ 노래 틀기]</w:t>
+      </w:r>
+      <w:r>
+        <w:rPr>
+          <w:rFonts w:ascii="맑은 고딕" w:cs="맑은 고딕" w:eastAsia="맑은 고딕" w:hAnsi="맑은 고딕"/>
+          <w:b w:val="false"/>
+          <w:bCs w:val="false"/>
+          <w:sz w:val="24"/>
+          <w:szCs w:val="24"/>
+        </w:rPr>
+        <w:t xml:space="preserve">를 누르면 노래가 나와요. (스페이스바를 눌러도 돼요)</w:t>
       </w:r>
     </w:p>
     <w:p>
@@ -10008,7 +10061,7 @@
           <w:sz w:val="24"/>
           <w:szCs w:val="24"/>
         </w:rPr>
-        <w:t xml:space="preserve">가사 한 줄이 </w:t>
+        <w:t xml:space="preserve">가운데 까만 화면의 </w:t>
       </w:r>
       <w:r>
         <w:rPr>
@@ -10019,17 +10072,17 @@
           <w:sz w:val="24"/>
           <w:szCs w:val="24"/>
         </w:rPr>
-        <w:t xml:space="preserve">시작되는 순간</w:t>
-      </w:r>
-      <w:r>
-        <w:rPr>
-          <w:rFonts w:ascii="맑은 고딕" w:cs="맑은 고딕" w:eastAsia="맑은 고딕" w:hAnsi="맑은 고딕"/>
-          <w:b w:val="false"/>
-          <w:bCs w:val="false"/>
-          <w:sz w:val="24"/>
-          <w:szCs w:val="24"/>
-        </w:rPr>
-        <w:t xml:space="preserve">에 키보드 </w:t>
+        <w:t xml:space="preserve">노란 글씨 줄</w:t>
+      </w:r>
+      <w:r>
+        <w:rPr>
+          <w:rFonts w:ascii="맑은 고딕" w:cs="맑은 고딕" w:eastAsia="맑은 고딕" w:hAnsi="맑은 고딕"/>
+          <w:b w:val="false"/>
+          <w:bCs w:val="false"/>
+          <w:sz w:val="24"/>
+          <w:szCs w:val="24"/>
+        </w:rPr>
+        <w:t xml:space="preserve">을 부르기 시작하는 순간 </w:t>
       </w:r>
       <w:r>
         <w:rPr>
@@ -10040,6 +10093,27 @@
           <w:sz w:val="24"/>
           <w:szCs w:val="24"/>
         </w:rPr>
+        <w:t xml:space="preserve">[지금!]</w:t>
+      </w:r>
+      <w:r>
+        <w:rPr>
+          <w:rFonts w:ascii="맑은 고딕" w:cs="맑은 고딕" w:eastAsia="맑은 고딕" w:hAnsi="맑은 고딕"/>
+          <w:b w:val="false"/>
+          <w:bCs w:val="false"/>
+          <w:sz w:val="24"/>
+          <w:szCs w:val="24"/>
+        </w:rPr>
+        <w:t xml:space="preserve"> 버튼이나 </w:t>
+      </w:r>
+      <w:r>
+        <w:rPr>
+          <w:rFonts w:ascii="맑은 고딕" w:cs="맑은 고딕" w:eastAsia="맑은 고딕" w:hAnsi="맑은 고딕"/>
+          <w:b/>
+          <w:bCs/>
+          <w:color w:val="1F1B2E"/>
+          <w:sz w:val="24"/>
+          <w:szCs w:val="24"/>
+        </w:rPr>
         <w:t xml:space="preserve">스페이스바</w:t>
       </w:r>
       <w:r>
@@ -10050,7 +10124,7 @@
           <w:sz w:val="24"/>
           <w:szCs w:val="24"/>
         </w:rPr>
-        <w:t xml:space="preserve">를 눌러요.</w:t>
+        <w:t xml:space="preserve">를 "탁!" 눌러요. 그러면 다음 줄이 노랗게 바뀌어요.</w:t>
       </w:r>
     </w:p>
     <w:p>
@@ -10070,7 +10144,7 @@
           <w:sz w:val="24"/>
           <w:szCs w:val="24"/>
         </w:rPr>
-        <w:t xml:space="preserve">틀리면 </w:t>
+        <w:t xml:space="preserve">놓쳤으면 </w:t>
       </w:r>
       <w:r>
         <w:rPr>
@@ -10081,17 +10155,17 @@
           <w:sz w:val="24"/>
           <w:szCs w:val="24"/>
         </w:rPr>
-        <w:t xml:space="preserve">백스페이스</w:t>
-      </w:r>
-      <w:r>
-        <w:rPr>
-          <w:rFonts w:ascii="맑은 고딕" w:cs="맑은 고딕" w:eastAsia="맑은 고딕" w:hAnsi="맑은 고딕"/>
-          <w:b w:val="false"/>
-          <w:bCs w:val="false"/>
-          <w:sz w:val="24"/>
-          <w:szCs w:val="24"/>
-        </w:rPr>
-        <w:t xml:space="preserve">로 한 줄 되돌려요.</w:t>
+        <w:t xml:space="preserve">[↩ 방금 것 취소]</w:t>
+      </w:r>
+      <w:r>
+        <w:rPr>
+          <w:rFonts w:ascii="맑은 고딕" w:cs="맑은 고딕" w:eastAsia="맑은 고딕" w:hAnsi="맑은 고딕"/>
+          <w:b w:val="false"/>
+          <w:bCs w:val="false"/>
+          <w:sz w:val="24"/>
+          <w:szCs w:val="24"/>
+        </w:rPr>
+        <w:t xml:space="preserve">(백스페이스 키)를 눌러요. 그 줄 조금 앞에서 다시 들려줘요.</w:t>
       </w:r>
     </w:p>
     <w:p>
@@ -10111,7 +10185,7 @@
           <w:sz w:val="24"/>
           <w:szCs w:val="24"/>
         </w:rPr>
-        <w:t xml:space="preserve">다 하면 </w:t>
+        <w:t xml:space="preserve">"🎉 다 맞췄어요!"가 나오면 위의 </w:t>
       </w:r>
       <w:r>
         <w:rPr>
@@ -10122,6 +10196,58 @@
           <w:sz w:val="24"/>
           <w:szCs w:val="24"/>
         </w:rPr>
+        <w:t xml:space="preserve">[👀 2. 확인하기]</w:t>
+      </w:r>
+      <w:r>
+        <w:rPr>
+          <w:rFonts w:ascii="맑은 고딕" w:cs="맑은 고딕" w:eastAsia="맑은 고딕" w:hAnsi="맑은 고딕"/>
+          <w:b w:val="false"/>
+          <w:bCs w:val="false"/>
+          <w:sz w:val="24"/>
+          <w:szCs w:val="24"/>
+        </w:rPr>
+        <w:t xml:space="preserve">를 눌러요. 처음부터 다시 틀어 줘요.</w:t>
+      </w:r>
+    </w:p>
+    <w:p>
+      <w:pPr>
+        <w:pStyle w:val="ListParagraph"/>
+        <w:numPr>
+          <w:ilvl w:val="0"/>
+          <w:numId w:val="10"/>
+        </w:numPr>
+        <w:spacing w:after="120" w:line="360"/>
+      </w:pPr>
+      <w:r>
+        <w:rPr>
+          <w:rFonts w:ascii="맑은 고딕" w:cs="맑은 고딕" w:eastAsia="맑은 고딕" w:hAnsi="맑은 고딕"/>
+          <w:b/>
+          <w:bCs/>
+          <w:color w:val="1F1B2E"/>
+          <w:sz w:val="24"/>
+          <w:szCs w:val="24"/>
+        </w:rPr>
+        <w:t xml:space="preserve">진짜 자막처럼</w:t>
+      </w:r>
+      <w:r>
+        <w:rPr>
+          <w:rFonts w:ascii="맑은 고딕" w:cs="맑은 고딕" w:eastAsia="맑은 고딕" w:hAnsi="맑은 고딕"/>
+          <w:b w:val="false"/>
+          <w:bCs w:val="false"/>
+          <w:sz w:val="24"/>
+          <w:szCs w:val="24"/>
+        </w:rPr>
+        <w:t xml:space="preserve"> 글씨가 노래에 맞춰 나오는지 봐요. 괜찮으면 </w:t>
+      </w:r>
+      <w:r>
+        <w:rPr>
+          <w:rFonts w:ascii="맑은 고딕" w:cs="맑은 고딕" w:eastAsia="맑은 고딕" w:hAnsi="맑은 고딕"/>
+          <w:b/>
+          <w:bCs/>
+          <w:color w:val="1F1B2E"/>
+          <w:sz w:val="24"/>
+          <w:szCs w:val="24"/>
+        </w:rPr>
         <w:t xml:space="preserve">[💾 저장]</w:t>
       </w:r>
       <w:r>
@@ -10132,7 +10258,7 @@
           <w:sz w:val="24"/>
           <w:szCs w:val="24"/>
         </w:rPr>
-        <w:t xml:space="preserve">을 눌러요. 장면도 가사에 맞춰 나눠져요.</w:t>
+        <w:t xml:space="preserve">! 장면도 가사에 맞춰 나눠져요.</w:t>
       </w:r>
     </w:p>
     <w:p>
@@ -10149,7 +10275,7 @@
       <w:r>
         <w:drawing>
           <wp:inline distT="0" distB="0" distL="0" distR="0">
-            <wp:extent cx="4324350" cy="3981450"/>
+            <wp:extent cx="3962400" cy="3829050"/>
             <wp:effectExtent t="0" r="0" b="0" l="0"/>
             <wp:docPr id="1" name="" descr="" title=""/>
             <wp:cNvGraphicFramePr>
@@ -10174,7 +10300,7 @@
                   <pic:spPr bwMode="auto">
                     <a:xfrm>
                       <a:off x="0" y="0"/>
-                      <a:ext cx="4324350" cy="3981450"/>
+                      <a:ext cx="3962400" cy="3829050"/>
                     </a:xfrm>
                     <a:prstGeom prst="rect">
                       <a:avLst/>
@@ -10201,90 +10327,7 @@
           <w:sz w:val="20"/>
           <w:szCs w:val="20"/>
         </w:rPr>
-        <w:t xml:space="preserve">▲ 노래를 들으며 스페이스바를 탭!</w:t>
-      </w:r>
-    </w:p>
-    <w:p>
-      <w:pPr>
-        <w:keepNext/>
-        <w:spacing w:after="140" w:before="320"/>
-      </w:pPr>
-      <w:r>
-        <w:rPr>
-          <w:rFonts w:ascii="맑은 고딕" w:cs="맑은 고딕" w:eastAsia="맑은 고딕" w:hAnsi="맑은 고딕"/>
-          <w:color w:val="6D28D9"/>
-          <w:sz w:val="28"/>
-          <w:szCs w:val="28"/>
-        </w:rPr>
-        <w:t xml:space="preserve">■ </w:t>
-      </w:r>
-      <w:r>
-        <w:rPr>
-          <w:rFonts w:ascii="맑은 고딕" w:cs="맑은 고딕" w:eastAsia="맑은 고딕" w:hAnsi="맑은 고딕"/>
-          <w:b/>
-          <w:bCs/>
-          <w:color w:val="1F1B2E"/>
-          <w:sz w:val="28"/>
-          <w:szCs w:val="28"/>
-        </w:rPr>
-        <w:t xml:space="preserve">그리기 전에 확인하기</w:t>
-      </w:r>
-    </w:p>
-    <w:p>
-      <w:pPr>
-        <w:spacing w:after="160" w:line="380"/>
-      </w:pPr>
-      <w:r>
-        <w:rPr>
-          <w:rFonts w:ascii="맑은 고딕" w:cs="맑은 고딕" w:eastAsia="맑은 고딕" w:hAnsi="맑은 고딕"/>
-          <w:b w:val="false"/>
-          <w:bCs w:val="false"/>
-          <w:sz w:val="24"/>
-          <w:szCs w:val="24"/>
-        </w:rPr>
-        <w:t xml:space="preserve">그림을 그리기 전에 </w:t>
-      </w:r>
-      <w:r>
-        <w:rPr>
-          <w:rFonts w:ascii="맑은 고딕" w:cs="맑은 고딕" w:eastAsia="맑은 고딕" w:hAnsi="맑은 고딕"/>
-          <w:b/>
-          <w:bCs/>
-          <w:color w:val="1F1B2E"/>
-          <w:sz w:val="24"/>
-          <w:szCs w:val="24"/>
-        </w:rPr>
-        <w:t xml:space="preserve">그림이 몇 장 필요하고 몇 시간쯤 걸리는지</w:t>
-      </w:r>
-      <w:r>
-        <w:rPr>
-          <w:rFonts w:ascii="맑은 고딕" w:cs="맑은 고딕" w:eastAsia="맑은 고딕" w:hAnsi="맑은 고딕"/>
-          <w:b w:val="false"/>
-          <w:bCs w:val="false"/>
-          <w:sz w:val="24"/>
-          <w:szCs w:val="24"/>
-        </w:rPr>
-        <w:t xml:space="preserve"> 알려 줘요. 괜찮으면 </w:t>
-      </w:r>
-      <w:r>
-        <w:rPr>
-          <w:rFonts w:ascii="맑은 고딕" w:cs="맑은 고딕" w:eastAsia="맑은 고딕" w:hAnsi="맑은 고딕"/>
-          <w:b/>
-          <w:bCs/>
-          <w:color w:val="1F1B2E"/>
-          <w:sz w:val="24"/>
-          <w:szCs w:val="24"/>
-        </w:rPr>
-        <w:t xml:space="preserve">[계속 ▶]</w:t>
-      </w:r>
-      <w:r>
-        <w:rPr>
-          <w:rFonts w:ascii="맑은 고딕" w:cs="맑은 고딕" w:eastAsia="맑은 고딕" w:hAnsi="맑은 고딕"/>
-          <w:b w:val="false"/>
-          <w:bCs w:val="false"/>
-          <w:sz w:val="24"/>
-          <w:szCs w:val="24"/>
-        </w:rPr>
-        <w:t xml:space="preserve">을 눌러요.</w:t>
+        <w:t xml:space="preserve">▲ 1. 맞추기: 노란 줄을 부르기 시작할 때 [지금!]</w:t>
       </w:r>
     </w:p>
     <w:p>
@@ -10296,7 +10339,7 @@
       <w:r>
         <w:drawing>
           <wp:inline distT="0" distB="0" distL="0" distR="0">
-            <wp:extent cx="5400675" cy="1495425"/>
+            <wp:extent cx="3962400" cy="3829050"/>
             <wp:effectExtent t="0" r="0" b="0" l="0"/>
             <wp:docPr id="1" name="" descr="" title=""/>
             <wp:cNvGraphicFramePr>
@@ -10321,7 +10364,7 @@
                   <pic:spPr bwMode="auto">
                     <a:xfrm>
                       <a:off x="0" y="0"/>
-                      <a:ext cx="5400675" cy="1495425"/>
+                      <a:ext cx="3962400" cy="3829050"/>
                     </a:xfrm>
                     <a:prstGeom prst="rect">
                       <a:avLst/>
@@ -10348,7 +10391,7 @@
           <w:sz w:val="20"/>
           <w:szCs w:val="20"/>
         </w:rPr>
-        <w:t xml:space="preserve">▲ 그림 약 몇 장, 예상 몇 시간인지 먼저 알려 줘요</w:t>
+        <w:t xml:space="preserve">▲ 2. 확인하기: 자막이 실제처럼 나와요. 줄을 누르면 고치는 버튼이 나와요</w:t>
       </w:r>
     </w:p>
     <w:tbl>
@@ -10375,11 +10418,11 @@
             <w:tcW w:type="dxa" w:w="9638"/>
             <w:tcBorders>
               <w:top w:val="none" w:color="FFFFFF" w:sz="0"/>
-              <w:left w:val="single" w:color="D97706" w:sz="36"/>
+              <w:left w:val="single" w:color="16A34A" w:sz="36"/>
               <w:bottom w:val="none" w:color="FFFFFF" w:sz="0"/>
               <w:right w:val="none" w:color="FFFFFF" w:sz="0"/>
             </w:tcBorders>
-            <w:shd w:fill="FFF4E0" w:color="auto" w:val="clear"/>
+            <w:shd w:fill="E8F7EE" w:color="auto" w:val="clear"/>
             <w:tcMar>
               <w:top w:type="dxa" w:w="140"/>
               <w:left w:type="dxa" w:w="220"/>
@@ -10396,11 +10439,11 @@
                 <w:rFonts w:ascii="맑은 고딕" w:cs="맑은 고딕" w:eastAsia="맑은 고딕" w:hAnsi="맑은 고딕"/>
                 <w:b/>
                 <w:bCs/>
-                <w:color w:val="D97706"/>
+                <w:color w:val="16A34A"/>
                 <w:sz w:val="24"/>
                 <w:szCs w:val="24"/>
               </w:rPr>
-              <w:t xml:space="preserve">조심해요 | 너무 오래 걸린다면?</w:t>
+              <w:t xml:space="preserve">꿀팁 | 조금 어긋났을 때 고치는 법</w:t>
             </w:r>
           </w:p>
           <w:p>
@@ -10415,23 +10458,13 @@
             <w:r>
               <w:rPr>
                 <w:rFonts w:ascii="맑은 고딕" w:cs="맑은 고딕" w:eastAsia="맑은 고딕" w:hAnsi="맑은 고딕"/>
-                <w:b w:val="false"/>
-                <w:bCs w:val="false"/>
-                <w:sz w:val="22"/>
-                <w:szCs w:val="22"/>
-              </w:rPr>
-              <w:t xml:space="preserve">[중지]를 누르고 [워크플로우]에서 움직임 방식을 </w:t>
-            </w:r>
-            <w:r>
-              <w:rPr>
-                <w:rFonts w:ascii="맑은 고딕" w:cs="맑은 고딕" w:eastAsia="맑은 고딕" w:hAnsi="맑은 고딕"/>
                 <w:b/>
                 <w:bCs/>
                 <w:color w:val="1F1B2E"/>
                 <w:sz w:val="22"/>
                 <w:szCs w:val="22"/>
               </w:rPr>
-              <w:t xml:space="preserve">"리미티드"</w:t>
+              <w:t xml:space="preserve">한 줄만</w:t>
             </w:r>
             <w:r>
               <w:rPr>
@@ -10441,7 +10474,7 @@
                 <w:sz w:val="22"/>
                 <w:szCs w:val="22"/>
               </w:rPr>
-              <w:t xml:space="preserve">로 바꾸거나, </w:t>
+              <w:t xml:space="preserve"> 어긋나면: 목록에서 그 줄을 누르고 </w:t>
             </w:r>
             <w:r>
               <w:rPr>
@@ -10452,7 +10485,7 @@
                 <w:sz w:val="22"/>
                 <w:szCs w:val="22"/>
               </w:rPr>
-              <w:t xml:space="preserve">그림 장수 예산</w:t>
+              <w:t xml:space="preserve">[− 0.1초 (빨리)]</w:t>
             </w:r>
             <w:r>
               <w:rPr>
@@ -10462,7 +10495,28 @@
                 <w:sz w:val="22"/>
                 <w:szCs w:val="22"/>
               </w:rPr>
-              <w:t xml:space="preserve">을 적어 주세요. (14장)</w:t>
+              <w:t xml:space="preserve"> 또는 </w:t>
+            </w:r>
+            <w:r>
+              <w:rPr>
+                <w:rFonts w:ascii="맑은 고딕" w:cs="맑은 고딕" w:eastAsia="맑은 고딕" w:hAnsi="맑은 고딕"/>
+                <w:b/>
+                <w:bCs/>
+                <w:color w:val="1F1B2E"/>
+                <w:sz w:val="22"/>
+                <w:szCs w:val="22"/>
+              </w:rPr>
+              <w:t xml:space="preserve">[+ 0.1초 (늦게)]</w:t>
+            </w:r>
+            <w:r>
+              <w:rPr>
+                <w:rFonts w:ascii="맑은 고딕" w:cs="맑은 고딕" w:eastAsia="맑은 고딕" w:hAnsi="맑은 고딕"/>
+                <w:b w:val="false"/>
+                <w:bCs w:val="false"/>
+                <w:sz w:val="22"/>
+                <w:szCs w:val="22"/>
+              </w:rPr>
+              <w:t xml:space="preserve">를 눌러요. 누를 때마다 그 줄을 바로 다시 들려줘요.</w:t>
             </w:r>
           </w:p>
           <w:p>
@@ -10477,23 +10531,13 @@
             <w:r>
               <w:rPr>
                 <w:rFonts w:ascii="맑은 고딕" w:cs="맑은 고딕" w:eastAsia="맑은 고딕" w:hAnsi="맑은 고딕"/>
-                <w:b w:val="false"/>
-                <w:bCs w:val="false"/>
-                <w:sz w:val="22"/>
-                <w:szCs w:val="22"/>
-              </w:rPr>
-              <w:t xml:space="preserve">구독 사용량을 다 쓰면 프로그램이 기다렸다가 </w:t>
-            </w:r>
-            <w:r>
-              <w:rPr>
-                <w:rFonts w:ascii="맑은 고딕" w:cs="맑은 고딕" w:eastAsia="맑은 고딕" w:hAnsi="맑은 고딕"/>
                 <w:b/>
                 <w:bCs/>
                 <w:color w:val="1F1B2E"/>
                 <w:sz w:val="22"/>
                 <w:szCs w:val="22"/>
               </w:rPr>
-              <w:t xml:space="preserve">이어서</w:t>
+              <w:t xml:space="preserve">모든 줄이</w:t>
             </w:r>
             <w:r>
               <w:rPr>
@@ -10503,7 +10547,255 @@
                 <w:sz w:val="22"/>
                 <w:szCs w:val="22"/>
               </w:rPr>
-              <w:t xml:space="preserve"> 그려요. 밤새 켜 두어도 돼요.</w:t>
+              <w:t xml:space="preserve"> 조금씩 늦게 나오면 </w:t>
+            </w:r>
+            <w:r>
+              <w:rPr>
+                <w:rFonts w:ascii="맑은 고딕" w:cs="맑은 고딕" w:eastAsia="맑은 고딕" w:hAnsi="맑은 고딕"/>
+                <w:b/>
+                <w:bCs/>
+                <w:color w:val="1F1B2E"/>
+                <w:sz w:val="22"/>
+                <w:szCs w:val="22"/>
+              </w:rPr>
+              <w:t xml:space="preserve">[⏪ 자막이 늦어요]</w:t>
+            </w:r>
+            <w:r>
+              <w:rPr>
+                <w:rFonts w:ascii="맑은 고딕" w:cs="맑은 고딕" w:eastAsia="맑은 고딕" w:hAnsi="맑은 고딕"/>
+                <w:b w:val="false"/>
+                <w:bCs w:val="false"/>
+                <w:sz w:val="22"/>
+                <w:szCs w:val="22"/>
+              </w:rPr>
+              <w:t xml:space="preserve">, 빨리 나오면 </w:t>
+            </w:r>
+            <w:r>
+              <w:rPr>
+                <w:rFonts w:ascii="맑은 고딕" w:cs="맑은 고딕" w:eastAsia="맑은 고딕" w:hAnsi="맑은 고딕"/>
+                <w:b/>
+                <w:bCs/>
+                <w:color w:val="1F1B2E"/>
+                <w:sz w:val="22"/>
+                <w:szCs w:val="22"/>
+              </w:rPr>
+              <w:t xml:space="preserve">[⏩ 자막이 빨라요]</w:t>
+            </w:r>
+            <w:r>
+              <w:rPr>
+                <w:rFonts w:ascii="맑은 고딕" w:cs="맑은 고딕" w:eastAsia="맑은 고딕" w:hAnsi="맑은 고딕"/>
+                <w:b w:val="false"/>
+                <w:bCs w:val="false"/>
+                <w:sz w:val="22"/>
+                <w:szCs w:val="22"/>
+              </w:rPr>
+              <w:t xml:space="preserve">를 눌러요.</w:t>
+            </w:r>
+          </w:p>
+          <w:p>
+            <w:pPr>
+              <w:pStyle w:val="ListParagraph"/>
+              <w:numPr>
+                <w:ilvl w:val="0"/>
+                <w:numId w:val="2"/>
+              </w:numPr>
+              <w:spacing w:after="60" w:line="340"/>
+            </w:pPr>
+            <w:r>
+              <w:rPr>
+                <w:rFonts w:ascii="맑은 고딕" w:cs="맑은 고딕" w:eastAsia="맑은 고딕" w:hAnsi="맑은 고딕"/>
+                <w:b w:val="false"/>
+                <w:bCs w:val="false"/>
+                <w:sz w:val="22"/>
+                <w:szCs w:val="22"/>
+              </w:rPr>
+              <w:t xml:space="preserve">어떤 줄부터 다시 하고 싶으면 그 줄을 누르고 </w:t>
+            </w:r>
+            <w:r>
+              <w:rPr>
+                <w:rFonts w:ascii="맑은 고딕" w:cs="맑은 고딕" w:eastAsia="맑은 고딕" w:hAnsi="맑은 고딕"/>
+                <w:b/>
+                <w:bCs/>
+                <w:color w:val="1F1B2E"/>
+                <w:sz w:val="22"/>
+                <w:szCs w:val="22"/>
+              </w:rPr>
+              <w:t xml:space="preserve">[🎤 이 줄부터 다시 맞추기]</w:t>
+            </w:r>
+            <w:r>
+              <w:rPr>
+                <w:rFonts w:ascii="맑은 고딕" w:cs="맑은 고딕" w:eastAsia="맑은 고딕" w:hAnsi="맑은 고딕"/>
+                <w:b w:val="false"/>
+                <w:bCs w:val="false"/>
+                <w:sz w:val="22"/>
+                <w:szCs w:val="22"/>
+              </w:rPr>
+              <w:t xml:space="preserve">를 눌러요.</w:t>
+            </w:r>
+          </w:p>
+          <w:p>
+            <w:pPr>
+              <w:pStyle w:val="ListParagraph"/>
+              <w:numPr>
+                <w:ilvl w:val="0"/>
+                <w:numId w:val="2"/>
+              </w:numPr>
+              <w:spacing w:after="60" w:line="340"/>
+            </w:pPr>
+            <w:r>
+              <w:rPr>
+                <w:rFonts w:ascii="맑은 고딕" w:cs="맑은 고딕" w:eastAsia="맑은 고딕" w:hAnsi="맑은 고딕"/>
+                <w:b w:val="false"/>
+                <w:bCs w:val="false"/>
+                <w:sz w:val="22"/>
+                <w:szCs w:val="22"/>
+              </w:rPr>
+              <w:t xml:space="preserve">목록의 </w:t>
+            </w:r>
+            <w:r>
+              <w:rPr>
+                <w:rFonts w:ascii="맑은 고딕" w:cs="맑은 고딕" w:eastAsia="맑은 고딕" w:hAnsi="맑은 고딕"/>
+                <w:b/>
+                <w:bCs/>
+                <w:color w:val="1F1B2E"/>
+                <w:sz w:val="22"/>
+                <w:szCs w:val="22"/>
+              </w:rPr>
+              <w:t xml:space="preserve">✔ 맞춤</w:t>
+            </w:r>
+            <w:r>
+              <w:rPr>
+                <w:rFonts w:ascii="맑은 고딕" w:cs="맑은 고딕" w:eastAsia="맑은 고딕" w:hAnsi="맑은 고딕"/>
+                <w:b w:val="false"/>
+                <w:bCs w:val="false"/>
+                <w:sz w:val="22"/>
+                <w:szCs w:val="22"/>
+              </w:rPr>
+              <w:t xml:space="preserve">은 내가 맞춘 줄, </w:t>
+            </w:r>
+            <w:r>
+              <w:rPr>
+                <w:rFonts w:ascii="맑은 고딕" w:cs="맑은 고딕" w:eastAsia="맑은 고딕" w:hAnsi="맑은 고딕"/>
+                <w:b/>
+                <w:bCs/>
+                <w:color w:val="1F1B2E"/>
+                <w:sz w:val="22"/>
+                <w:szCs w:val="22"/>
+              </w:rPr>
+              <w:t xml:space="preserve">예상</w:t>
+            </w:r>
+            <w:r>
+              <w:rPr>
+                <w:rFonts w:ascii="맑은 고딕" w:cs="맑은 고딕" w:eastAsia="맑은 고딕" w:hAnsi="맑은 고딕"/>
+                <w:b w:val="false"/>
+                <w:bCs w:val="false"/>
+                <w:sz w:val="22"/>
+                <w:szCs w:val="22"/>
+              </w:rPr>
+              <w:t xml:space="preserve">은 프로그램이 짐작한 줄이에요.</w:t>
+            </w:r>
+          </w:p>
+          <w:p>
+            <w:pPr>
+              <w:pStyle w:val="ListParagraph"/>
+              <w:numPr>
+                <w:ilvl w:val="0"/>
+                <w:numId w:val="2"/>
+              </w:numPr>
+              <w:spacing w:after="60" w:line="340"/>
+            </w:pPr>
+            <w:r>
+              <w:rPr>
+                <w:rFonts w:ascii="맑은 고딕" w:cs="맑은 고딕" w:eastAsia="맑은 고딕" w:hAnsi="맑은 고딕"/>
+                <w:b w:val="false"/>
+                <w:bCs w:val="false"/>
+                <w:sz w:val="22"/>
+                <w:szCs w:val="22"/>
+              </w:rPr>
+              <w:t xml:space="preserve">노래가 빨라서 어려우면 속도를 </w:t>
+            </w:r>
+            <w:r>
+              <w:rPr>
+                <w:rFonts w:ascii="맑은 고딕" w:cs="맑은 고딕" w:eastAsia="맑은 고딕" w:hAnsi="맑은 고딕"/>
+                <w:b/>
+                <w:bCs/>
+                <w:color w:val="1F1B2E"/>
+                <w:sz w:val="22"/>
+                <w:szCs w:val="22"/>
+              </w:rPr>
+              <w:t xml:space="preserve">0.75배</w:t>
+            </w:r>
+            <w:r>
+              <w:rPr>
+                <w:rFonts w:ascii="맑은 고딕" w:cs="맑은 고딕" w:eastAsia="맑은 고딕" w:hAnsi="맑은 고딕"/>
+                <w:b w:val="false"/>
+                <w:bCs w:val="false"/>
+                <w:sz w:val="22"/>
+                <w:szCs w:val="22"/>
+              </w:rPr>
+              <w:t xml:space="preserve">나 </w:t>
+            </w:r>
+            <w:r>
+              <w:rPr>
+                <w:rFonts w:ascii="맑은 고딕" w:cs="맑은 고딕" w:eastAsia="맑은 고딕" w:hAnsi="맑은 고딕"/>
+                <w:b/>
+                <w:bCs/>
+                <w:color w:val="1F1B2E"/>
+                <w:sz w:val="22"/>
+                <w:szCs w:val="22"/>
+              </w:rPr>
+              <w:t xml:space="preserve">0.5배</w:t>
+            </w:r>
+            <w:r>
+              <w:rPr>
+                <w:rFonts w:ascii="맑은 고딕" w:cs="맑은 고딕" w:eastAsia="맑은 고딕" w:hAnsi="맑은 고딕"/>
+                <w:b w:val="false"/>
+                <w:bCs w:val="false"/>
+                <w:sz w:val="22"/>
+                <w:szCs w:val="22"/>
+              </w:rPr>
+              <w:t xml:space="preserve">로 바꿔요.</w:t>
+            </w:r>
+          </w:p>
+          <w:p>
+            <w:pPr>
+              <w:pStyle w:val="ListParagraph"/>
+              <w:numPr>
+                <w:ilvl w:val="0"/>
+                <w:numId w:val="2"/>
+              </w:numPr>
+              <w:spacing w:after="60" w:line="340"/>
+            </w:pPr>
+            <w:r>
+              <w:rPr>
+                <w:rFonts w:ascii="맑은 고딕" w:cs="맑은 고딕" w:eastAsia="맑은 고딕" w:hAnsi="맑은 고딕"/>
+                <w:b w:val="false"/>
+                <w:bCs w:val="false"/>
+                <w:sz w:val="22"/>
+                <w:szCs w:val="22"/>
+              </w:rPr>
+              <w:t xml:space="preserve">하기 싫으면 </w:t>
+            </w:r>
+            <w:r>
+              <w:rPr>
+                <w:rFonts w:ascii="맑은 고딕" w:cs="맑은 고딕" w:eastAsia="맑은 고딕" w:hAnsi="맑은 고딕"/>
+                <w:b/>
+                <w:bCs/>
+                <w:color w:val="1F1B2E"/>
+                <w:sz w:val="22"/>
+                <w:szCs w:val="22"/>
+              </w:rPr>
+              <w:t xml:space="preserve">[자동 추정으로 계속 ▶]</w:t>
+            </w:r>
+            <w:r>
+              <w:rPr>
+                <w:rFonts w:ascii="맑은 고딕" w:cs="맑은 고딕" w:eastAsia="맑은 고딕" w:hAnsi="맑은 고딕"/>
+                <w:b w:val="false"/>
+                <w:bCs w:val="false"/>
+                <w:sz w:val="22"/>
+                <w:szCs w:val="22"/>
+              </w:rPr>
+              <w:t xml:space="preserve">을 눌러도 돼요. 대신 자막이 노래랑 조금 어긋날 수 있어요.</w:t>
             </w:r>
           </w:p>
         </w:tc>
@@ -10537,7 +10829,7 @@
           <w:sz w:val="28"/>
           <w:szCs w:val="28"/>
         </w:rPr>
-        <w:t xml:space="preserve">도우미 모드라면: 내가 웹에서 그려요</w:t>
+        <w:t xml:space="preserve">그리기 전에 확인하기</w:t>
       </w:r>
     </w:p>
     <w:p>
@@ -10552,7 +10844,49 @@
           <w:sz w:val="24"/>
           <w:szCs w:val="24"/>
         </w:rPr>
-        <w:t xml:space="preserve">Gemini 처럼 웹사이트에서 그리는 경우에는 노란 "도와주세요" 상자가 나와요.</w:t>
+        <w:t xml:space="preserve">그림을 그리기 전에 </w:t>
+      </w:r>
+      <w:r>
+        <w:rPr>
+          <w:rFonts w:ascii="맑은 고딕" w:cs="맑은 고딕" w:eastAsia="맑은 고딕" w:hAnsi="맑은 고딕"/>
+          <w:b/>
+          <w:bCs/>
+          <w:color w:val="1F1B2E"/>
+          <w:sz w:val="24"/>
+          <w:szCs w:val="24"/>
+        </w:rPr>
+        <w:t xml:space="preserve">그림이 몇 장 필요하고 몇 시간쯤 걸리는지</w:t>
+      </w:r>
+      <w:r>
+        <w:rPr>
+          <w:rFonts w:ascii="맑은 고딕" w:cs="맑은 고딕" w:eastAsia="맑은 고딕" w:hAnsi="맑은 고딕"/>
+          <w:b w:val="false"/>
+          <w:bCs w:val="false"/>
+          <w:sz w:val="24"/>
+          <w:szCs w:val="24"/>
+        </w:rPr>
+        <w:t xml:space="preserve"> 알려 줘요. 괜찮으면 </w:t>
+      </w:r>
+      <w:r>
+        <w:rPr>
+          <w:rFonts w:ascii="맑은 고딕" w:cs="맑은 고딕" w:eastAsia="맑은 고딕" w:hAnsi="맑은 고딕"/>
+          <w:b/>
+          <w:bCs/>
+          <w:color w:val="1F1B2E"/>
+          <w:sz w:val="24"/>
+          <w:szCs w:val="24"/>
+        </w:rPr>
+        <w:t xml:space="preserve">[계속 ▶]</w:t>
+      </w:r>
+      <w:r>
+        <w:rPr>
+          <w:rFonts w:ascii="맑은 고딕" w:cs="맑은 고딕" w:eastAsia="맑은 고딕" w:hAnsi="맑은 고딕"/>
+          <w:b w:val="false"/>
+          <w:bCs w:val="false"/>
+          <w:sz w:val="24"/>
+          <w:szCs w:val="24"/>
+        </w:rPr>
+        <w:t xml:space="preserve">을 눌러요.</w:t>
       </w:r>
     </w:p>
     <w:p>
@@ -10564,7 +10898,7 @@
       <w:r>
         <w:drawing>
           <wp:inline distT="0" distB="0" distL="0" distR="0">
-            <wp:extent cx="5400675" cy="1962150"/>
+            <wp:extent cx="5400675" cy="1495425"/>
             <wp:effectExtent t="0" r="0" b="0" l="0"/>
             <wp:docPr id="1" name="" descr="" title=""/>
             <wp:cNvGraphicFramePr>
@@ -10589,7 +10923,7 @@
                   <pic:spPr bwMode="auto">
                     <a:xfrm>
                       <a:off x="0" y="0"/>
-                      <a:ext cx="5400675" cy="1962150"/>
+                      <a:ext cx="5400675" cy="1495425"/>
                     </a:xfrm>
                     <a:prstGeom prst="rect">
                       <a:avLst/>
@@ -10616,167 +10950,8 @@
           <w:sz w:val="20"/>
           <w:szCs w:val="20"/>
         </w:rPr>
-        <w:t xml:space="preserve">▲ 도와주세요 상자</w:t>
-      </w:r>
-    </w:p>
-    <w:p>
-      <w:pPr>
-        <w:pStyle w:val="ListParagraph"/>
-        <w:numPr>
-          <w:ilvl w:val="0"/>
-          <w:numId w:val="11"/>
-        </w:numPr>
-        <w:spacing w:after="120" w:line="360"/>
-      </w:pPr>
-      <w:r>
-        <w:rPr>
-          <w:rFonts w:ascii="맑은 고딕" w:cs="맑은 고딕" w:eastAsia="맑은 고딕" w:hAnsi="맑은 고딕"/>
-          <w:b w:val="false"/>
-          <w:bCs w:val="false"/>
-          <w:sz w:val="24"/>
-          <w:szCs w:val="24"/>
-        </w:rPr>
-        <w:t xml:space="preserve">상자에 나온 </w:t>
-      </w:r>
-      <w:r>
-        <w:rPr>
-          <w:rFonts w:ascii="맑은 고딕" w:cs="맑은 고딕" w:eastAsia="맑은 고딕" w:hAnsi="맑은 고딕"/>
-          <w:b/>
-          <w:bCs/>
-          <w:color w:val="1F1B2E"/>
-          <w:sz w:val="24"/>
-          <w:szCs w:val="24"/>
-        </w:rPr>
-        <w:t xml:space="preserve">기준 그림</w:t>
-      </w:r>
-      <w:r>
-        <w:rPr>
-          <w:rFonts w:ascii="맑은 고딕" w:cs="맑은 고딕" w:eastAsia="맑은 고딕" w:hAnsi="맑은 고딕"/>
-          <w:b w:val="false"/>
-          <w:bCs w:val="false"/>
-          <w:sz w:val="24"/>
-          <w:szCs w:val="24"/>
-        </w:rPr>
-        <w:t xml:space="preserve">을 웹사이트에 첨부해요.</w:t>
-      </w:r>
-    </w:p>
-    <w:p>
-      <w:pPr>
-        <w:pStyle w:val="ListParagraph"/>
-        <w:numPr>
-          <w:ilvl w:val="0"/>
-          <w:numId w:val="11"/>
-        </w:numPr>
-        <w:spacing w:after="120" w:line="360"/>
-      </w:pPr>
-      <w:r>
-        <w:rPr>
-          <w:rFonts w:ascii="맑은 고딕" w:cs="맑은 고딕" w:eastAsia="맑은 고딕" w:hAnsi="맑은 고딕"/>
-          <w:b/>
-          <w:bCs/>
-          <w:color w:val="1F1B2E"/>
-          <w:sz w:val="24"/>
-          <w:szCs w:val="24"/>
-        </w:rPr>
-        <w:t xml:space="preserve">[프롬프트 복사]</w:t>
-      </w:r>
-      <w:r>
-        <w:rPr>
-          <w:rFonts w:ascii="맑은 고딕" w:cs="맑은 고딕" w:eastAsia="맑은 고딕" w:hAnsi="맑은 고딕"/>
-          <w:b w:val="false"/>
-          <w:bCs w:val="false"/>
-          <w:sz w:val="24"/>
-          <w:szCs w:val="24"/>
-        </w:rPr>
-        <w:t xml:space="preserve">를 누르고, 웹사이트 입력 칸에 붙여넣어 그림을 만들어요.</w:t>
-      </w:r>
-    </w:p>
-    <w:p>
-      <w:pPr>
-        <w:pStyle w:val="ListParagraph"/>
-        <w:numPr>
-          <w:ilvl w:val="0"/>
-          <w:numId w:val="11"/>
-        </w:numPr>
-        <w:spacing w:after="120" w:line="360"/>
-      </w:pPr>
-      <w:r>
-        <w:rPr>
-          <w:rFonts w:ascii="맑은 고딕" w:cs="맑은 고딕" w:eastAsia="맑은 고딕" w:hAnsi="맑은 고딕"/>
-          <w:b w:val="false"/>
-          <w:bCs w:val="false"/>
-          <w:sz w:val="24"/>
-          <w:szCs w:val="24"/>
-        </w:rPr>
-        <w:t xml:space="preserve">완성된 그림을 </w:t>
-      </w:r>
-      <w:r>
-        <w:rPr>
-          <w:rFonts w:ascii="맑은 고딕" w:cs="맑은 고딕" w:eastAsia="맑은 고딕" w:hAnsi="맑은 고딕"/>
-          <w:b/>
-          <w:bCs/>
-          <w:color w:val="1F1B2E"/>
-          <w:sz w:val="24"/>
-          <w:szCs w:val="24"/>
-        </w:rPr>
-        <w:t xml:space="preserve">다운로드</w:t>
-      </w:r>
-      <w:r>
-        <w:rPr>
-          <w:rFonts w:ascii="맑은 고딕" w:cs="맑은 고딕" w:eastAsia="맑은 고딕" w:hAnsi="맑은 고딕"/>
-          <w:b w:val="false"/>
-          <w:bCs w:val="false"/>
-          <w:sz w:val="24"/>
-          <w:szCs w:val="24"/>
-        </w:rPr>
-        <w:t xml:space="preserve">해요. 프로그램이 다운로드 폴더에서 알아서 가져가요.</w:t>
-      </w:r>
-    </w:p>
-    <w:p>
-      <w:pPr>
-        <w:pStyle w:val="ListParagraph"/>
-        <w:numPr>
-          <w:ilvl w:val="0"/>
-          <w:numId w:val="11"/>
-        </w:numPr>
-        <w:spacing w:after="120" w:line="360"/>
-      </w:pPr>
-      <w:r>
-        <w:rPr>
-          <w:rFonts w:ascii="맑은 고딕" w:cs="맑은 고딕" w:eastAsia="맑은 고딕" w:hAnsi="맑은 고딕"/>
-          <w:b w:val="false"/>
-          <w:bCs w:val="false"/>
-          <w:sz w:val="24"/>
-          <w:szCs w:val="24"/>
-        </w:rPr>
-        <w:t xml:space="preserve">다운로드가 안 되면 </w:t>
-      </w:r>
-      <w:r>
-        <w:rPr>
-          <w:rFonts w:ascii="맑은 고딕" w:cs="맑은 고딕" w:eastAsia="맑은 고딕" w:hAnsi="맑은 고딕"/>
-          <w:b/>
-          <w:bCs/>
-          <w:color w:val="1F1B2E"/>
-          <w:sz w:val="24"/>
-          <w:szCs w:val="24"/>
-        </w:rPr>
-        <w:t xml:space="preserve">[파일 직접 고르기]</w:t>
-      </w:r>
-      <w:r>
-        <w:rPr>
-          <w:rFonts w:ascii="맑은 고딕" w:cs="맑은 고딕" w:eastAsia="맑은 고딕" w:hAnsi="맑은 고딕"/>
-          <w:b w:val="false"/>
-          <w:bCs w:val="false"/>
-          <w:sz w:val="24"/>
-          <w:szCs w:val="24"/>
-        </w:rPr>
-        <w:t xml:space="preserve">를 누르거나, 그림 파일을 상자에 끌어다 놓아요.</w:t>
-      </w:r>
-    </w:p>
-    <w:p>
-      <w:pPr>
-        <w:spacing w:after="60"/>
-      </w:pPr>
+        <w:t xml:space="preserve">▲ 그림 약 몇 장, 예상 몇 시간인지 먼저 알려 줘요</w:t>
+      </w:r>
     </w:p>
     <w:tbl>
       <w:tblPr>
@@ -10802,11 +10977,11 @@
             <w:tcW w:type="dxa" w:w="9638"/>
             <w:tcBorders>
               <w:top w:val="none" w:color="FFFFFF" w:sz="0"/>
-              <w:left w:val="single" w:color="16A34A" w:sz="36"/>
+              <w:left w:val="single" w:color="D97706" w:sz="36"/>
               <w:bottom w:val="none" w:color="FFFFFF" w:sz="0"/>
               <w:right w:val="none" w:color="FFFFFF" w:sz="0"/>
             </w:tcBorders>
-            <w:shd w:fill="E8F7EE" w:color="auto" w:val="clear"/>
+            <w:shd w:fill="FFF4E0" w:color="auto" w:val="clear"/>
             <w:tcMar>
               <w:top w:type="dxa" w:w="140"/>
               <w:left w:type="dxa" w:w="220"/>
@@ -10823,15 +10998,20 @@
                 <w:rFonts w:ascii="맑은 고딕" w:cs="맑은 고딕" w:eastAsia="맑은 고딕" w:hAnsi="맑은 고딕"/>
                 <w:b/>
                 <w:bCs/>
-                <w:color w:val="16A34A"/>
+                <w:color w:val="D97706"/>
                 <w:sz w:val="24"/>
                 <w:szCs w:val="24"/>
               </w:rPr>
-              <w:t xml:space="preserve">꿀팁 | 주인공 그림은 초록 바탕으로!</w:t>
-            </w:r>
-          </w:p>
-          <w:p>
-            <w:pPr>
+              <w:t xml:space="preserve">조심해요 | 너무 오래 걸린다면?</w:t>
+            </w:r>
+          </w:p>
+          <w:p>
+            <w:pPr>
+              <w:pStyle w:val="ListParagraph"/>
+              <w:numPr>
+                <w:ilvl w:val="0"/>
+                <w:numId w:val="2"/>
+              </w:numPr>
               <w:spacing w:after="60" w:line="340"/>
             </w:pPr>
             <w:r>
@@ -10842,7 +11022,7 @@
                 <w:sz w:val="22"/>
                 <w:szCs w:val="22"/>
               </w:rPr>
-              <w:t xml:space="preserve">주인공 그림 프롬프트에는 "초록색 단색 바탕"이 들어 있어요. 그대로 붙여넣으면 돼요. 같은 장면의 다음 그림은 </w:t>
+              <w:t xml:space="preserve">[중지]를 누르고 [워크플로우]에서 움직임 방식을 </w:t>
             </w:r>
             <w:r>
               <w:rPr>
@@ -10853,7 +11033,7 @@
                 <w:sz w:val="22"/>
                 <w:szCs w:val="22"/>
               </w:rPr>
-              <w:t xml:space="preserve">앞 그림을 조금만 고쳐서</w:t>
+              <w:t xml:space="preserve">"리미티드"</w:t>
             </w:r>
             <w:r>
               <w:rPr>
@@ -10863,7 +11043,69 @@
                 <w:sz w:val="22"/>
                 <w:szCs w:val="22"/>
               </w:rPr>
-              <w:t xml:space="preserve"> 그리라고 적혀 있어요. 앞 그림도 꼭 같이 첨부해 주세요.</w:t>
+              <w:t xml:space="preserve">로 바꾸거나, </w:t>
+            </w:r>
+            <w:r>
+              <w:rPr>
+                <w:rFonts w:ascii="맑은 고딕" w:cs="맑은 고딕" w:eastAsia="맑은 고딕" w:hAnsi="맑은 고딕"/>
+                <w:b/>
+                <w:bCs/>
+                <w:color w:val="1F1B2E"/>
+                <w:sz w:val="22"/>
+                <w:szCs w:val="22"/>
+              </w:rPr>
+              <w:t xml:space="preserve">그림 장수 예산</w:t>
+            </w:r>
+            <w:r>
+              <w:rPr>
+                <w:rFonts w:ascii="맑은 고딕" w:cs="맑은 고딕" w:eastAsia="맑은 고딕" w:hAnsi="맑은 고딕"/>
+                <w:b w:val="false"/>
+                <w:bCs w:val="false"/>
+                <w:sz w:val="22"/>
+                <w:szCs w:val="22"/>
+              </w:rPr>
+              <w:t xml:space="preserve">을 적어 주세요. (14장)</w:t>
+            </w:r>
+          </w:p>
+          <w:p>
+            <w:pPr>
+              <w:pStyle w:val="ListParagraph"/>
+              <w:numPr>
+                <w:ilvl w:val="0"/>
+                <w:numId w:val="2"/>
+              </w:numPr>
+              <w:spacing w:after="60" w:line="340"/>
+            </w:pPr>
+            <w:r>
+              <w:rPr>
+                <w:rFonts w:ascii="맑은 고딕" w:cs="맑은 고딕" w:eastAsia="맑은 고딕" w:hAnsi="맑은 고딕"/>
+                <w:b w:val="false"/>
+                <w:bCs w:val="false"/>
+                <w:sz w:val="22"/>
+                <w:szCs w:val="22"/>
+              </w:rPr>
+              <w:t xml:space="preserve">구독 사용량을 다 쓰면 프로그램이 기다렸다가 </w:t>
+            </w:r>
+            <w:r>
+              <w:rPr>
+                <w:rFonts w:ascii="맑은 고딕" w:cs="맑은 고딕" w:eastAsia="맑은 고딕" w:hAnsi="맑은 고딕"/>
+                <w:b/>
+                <w:bCs/>
+                <w:color w:val="1F1B2E"/>
+                <w:sz w:val="22"/>
+                <w:szCs w:val="22"/>
+              </w:rPr>
+              <w:t xml:space="preserve">이어서</w:t>
+            </w:r>
+            <w:r>
+              <w:rPr>
+                <w:rFonts w:ascii="맑은 고딕" w:cs="맑은 고딕" w:eastAsia="맑은 고딕" w:hAnsi="맑은 고딕"/>
+                <w:b w:val="false"/>
+                <w:bCs w:val="false"/>
+                <w:sz w:val="22"/>
+                <w:szCs w:val="22"/>
+              </w:rPr>
+              <w:t xml:space="preserve"> 그려요. 밤새 켜 두어도 돼요.</w:t>
             </w:r>
           </w:p>
         </w:tc>
@@ -10873,83 +11115,6 @@
       <w:pPr>
         <w:spacing w:after="160"/>
       </w:pPr>
-    </w:p>
-    <w:p>
-      <w:pPr>
-        <w:keepNext/>
-        <w:pBdr>
-          <w:bottom w:val="single" w:color="6D28D9" w:sz="12" w:space="6"/>
-        </w:pBdr>
-        <w:spacing w:after="200" w:before="520"/>
-      </w:pPr>
-      <w:r>
-        <w:rPr>
-          <w:rFonts w:ascii="맑은 고딕" w:cs="맑은 고딕" w:eastAsia="맑은 고딕" w:hAnsi="맑은 고딕"/>
-          <w:b/>
-          <w:bCs/>
-          <w:color w:val="6D28D9"/>
-          <w:sz w:val="36"/>
-          <w:szCs w:val="36"/>
-        </w:rPr>
-        <w:t xml:space="preserve">13장. 완성! 보고 고치기</w:t>
-      </w:r>
-    </w:p>
-    <w:p>
-      <w:pPr>
-        <w:spacing w:after="160" w:line="380"/>
-      </w:pPr>
-      <w:r>
-        <w:rPr>
-          <w:rFonts w:ascii="맑은 고딕" w:cs="맑은 고딕" w:eastAsia="맑은 고딕" w:hAnsi="맑은 고딕"/>
-          <w:b w:val="false"/>
-          <w:bCs w:val="false"/>
-          <w:sz w:val="24"/>
-          <w:szCs w:val="24"/>
-        </w:rPr>
-        <w:t xml:space="preserve">일곱 칸이 모두 초록색이 되면 완성이에요! </w:t>
-      </w:r>
-      <w:r>
-        <w:rPr>
-          <w:rFonts w:ascii="맑은 고딕" w:cs="맑은 고딕" w:eastAsia="맑은 고딕" w:hAnsi="맑은 고딕"/>
-          <w:b/>
-          <w:bCs/>
-          <w:color w:val="1F1B2E"/>
-          <w:sz w:val="24"/>
-          <w:szCs w:val="24"/>
-        </w:rPr>
-        <w:t xml:space="preserve">[완성 영상]</w:t>
-      </w:r>
-      <w:r>
-        <w:rPr>
-          <w:rFonts w:ascii="맑은 고딕" w:cs="맑은 고딕" w:eastAsia="맑은 고딕" w:hAnsi="맑은 고딕"/>
-          <w:b w:val="false"/>
-          <w:bCs w:val="false"/>
-          <w:sz w:val="24"/>
-          <w:szCs w:val="24"/>
-        </w:rPr>
-        <w:t xml:space="preserve"> 탭에서 재생해 봐요. </w:t>
-      </w:r>
-      <w:r>
-        <w:rPr>
-          <w:rFonts w:ascii="맑은 고딕" w:cs="맑은 고딕" w:eastAsia="맑은 고딕" w:hAnsi="맑은 고딕"/>
-          <w:b/>
-          <w:bCs/>
-          <w:color w:val="1F1B2E"/>
-          <w:sz w:val="24"/>
-          <w:szCs w:val="24"/>
-        </w:rPr>
-        <w:t xml:space="preserve">[📂 파일 위치 열기]</w:t>
-      </w:r>
-      <w:r>
-        <w:rPr>
-          <w:rFonts w:ascii="맑은 고딕" w:cs="맑은 고딕" w:eastAsia="맑은 고딕" w:hAnsi="맑은 고딕"/>
-          <w:b w:val="false"/>
-          <w:bCs w:val="false"/>
-          <w:sz w:val="24"/>
-          <w:szCs w:val="24"/>
-        </w:rPr>
-        <w:t xml:space="preserve">를 누르면 영상 파일이 있는 폴더가 열려요.</w:t>
-      </w:r>
     </w:p>
     <w:p>
       <w:pPr>
@@ -10974,7 +11139,7 @@
           <w:sz w:val="28"/>
           <w:szCs w:val="28"/>
         </w:rPr>
-        <w:t xml:space="preserve">타임시트 보기</w:t>
+        <w:t xml:space="preserve">도우미 모드라면: 내가 웹에서 그려요</w:t>
       </w:r>
     </w:p>
     <w:p>
@@ -10984,23 +11149,12 @@
       <w:r>
         <w:rPr>
           <w:rFonts w:ascii="맑은 고딕" w:cs="맑은 고딕" w:eastAsia="맑은 고딕" w:hAnsi="맑은 고딕"/>
-          <w:b/>
-          <w:bCs/>
-          <w:color w:val="1F1B2E"/>
-          <w:sz w:val="24"/>
-          <w:szCs w:val="24"/>
-        </w:rPr>
-        <w:t xml:space="preserve">[📋 타임시트]</w:t>
-      </w:r>
-      <w:r>
-        <w:rPr>
-          <w:rFonts w:ascii="맑은 고딕" w:cs="맑은 고딕" w:eastAsia="맑은 고딕" w:hAnsi="맑은 고딕"/>
-          <w:b w:val="false"/>
-          <w:bCs w:val="false"/>
-          <w:sz w:val="24"/>
-          <w:szCs w:val="24"/>
-        </w:rPr>
-        <w:t xml:space="preserve"> 탭에서는 장면마다 어떤 그림이 몇 칸씩 나오는지 볼 수 있어요.</w:t>
+          <w:b w:val="false"/>
+          <w:bCs w:val="false"/>
+          <w:sz w:val="24"/>
+          <w:szCs w:val="24"/>
+        </w:rPr>
+        <w:t xml:space="preserve">Gemini 처럼 웹사이트에서 그리는 경우에는 노란 "도와주세요" 상자가 나와요.</w:t>
       </w:r>
     </w:p>
     <w:p>
@@ -11012,7 +11166,7 @@
       <w:r>
         <w:drawing>
           <wp:inline distT="0" distB="0" distL="0" distR="0">
-            <wp:extent cx="5762625" cy="2676525"/>
+            <wp:extent cx="5400675" cy="1962150"/>
             <wp:effectExtent t="0" r="0" b="0" l="0"/>
             <wp:docPr id="1" name="" descr="" title=""/>
             <wp:cNvGraphicFramePr>
@@ -11037,7 +11191,7 @@
                   <pic:spPr bwMode="auto">
                     <a:xfrm>
                       <a:off x="0" y="0"/>
-                      <a:ext cx="5762625" cy="2676525"/>
+                      <a:ext cx="5400675" cy="1962150"/>
                     </a:xfrm>
                     <a:prstGeom prst="rect">
                       <a:avLst/>
@@ -11064,7 +11218,391 @@
           <w:sz w:val="20"/>
           <w:szCs w:val="20"/>
         </w:rPr>
-        <w:t xml:space="preserve">▲ 움직이는 장면: "1초 6장 + 사이 그림" 표시와 그림들</w:t>
+        <w:t xml:space="preserve">▲ 도와주세요 상자</w:t>
+      </w:r>
+    </w:p>
+    <w:p>
+      <w:pPr>
+        <w:pStyle w:val="ListParagraph"/>
+        <w:numPr>
+          <w:ilvl w:val="0"/>
+          <w:numId w:val="11"/>
+        </w:numPr>
+        <w:spacing w:after="120" w:line="360"/>
+      </w:pPr>
+      <w:r>
+        <w:rPr>
+          <w:rFonts w:ascii="맑은 고딕" w:cs="맑은 고딕" w:eastAsia="맑은 고딕" w:hAnsi="맑은 고딕"/>
+          <w:b w:val="false"/>
+          <w:bCs w:val="false"/>
+          <w:sz w:val="24"/>
+          <w:szCs w:val="24"/>
+        </w:rPr>
+        <w:t xml:space="preserve">상자에 나온 </w:t>
+      </w:r>
+      <w:r>
+        <w:rPr>
+          <w:rFonts w:ascii="맑은 고딕" w:cs="맑은 고딕" w:eastAsia="맑은 고딕" w:hAnsi="맑은 고딕"/>
+          <w:b/>
+          <w:bCs/>
+          <w:color w:val="1F1B2E"/>
+          <w:sz w:val="24"/>
+          <w:szCs w:val="24"/>
+        </w:rPr>
+        <w:t xml:space="preserve">기준 그림</w:t>
+      </w:r>
+      <w:r>
+        <w:rPr>
+          <w:rFonts w:ascii="맑은 고딕" w:cs="맑은 고딕" w:eastAsia="맑은 고딕" w:hAnsi="맑은 고딕"/>
+          <w:b w:val="false"/>
+          <w:bCs w:val="false"/>
+          <w:sz w:val="24"/>
+          <w:szCs w:val="24"/>
+        </w:rPr>
+        <w:t xml:space="preserve">을 웹사이트에 첨부해요.</w:t>
+      </w:r>
+    </w:p>
+    <w:p>
+      <w:pPr>
+        <w:pStyle w:val="ListParagraph"/>
+        <w:numPr>
+          <w:ilvl w:val="0"/>
+          <w:numId w:val="11"/>
+        </w:numPr>
+        <w:spacing w:after="120" w:line="360"/>
+      </w:pPr>
+      <w:r>
+        <w:rPr>
+          <w:rFonts w:ascii="맑은 고딕" w:cs="맑은 고딕" w:eastAsia="맑은 고딕" w:hAnsi="맑은 고딕"/>
+          <w:b/>
+          <w:bCs/>
+          <w:color w:val="1F1B2E"/>
+          <w:sz w:val="24"/>
+          <w:szCs w:val="24"/>
+        </w:rPr>
+        <w:t xml:space="preserve">[프롬프트 복사]</w:t>
+      </w:r>
+      <w:r>
+        <w:rPr>
+          <w:rFonts w:ascii="맑은 고딕" w:cs="맑은 고딕" w:eastAsia="맑은 고딕" w:hAnsi="맑은 고딕"/>
+          <w:b w:val="false"/>
+          <w:bCs w:val="false"/>
+          <w:sz w:val="24"/>
+          <w:szCs w:val="24"/>
+        </w:rPr>
+        <w:t xml:space="preserve">를 누르고, 웹사이트 입력 칸에 붙여넣어 그림을 만들어요.</w:t>
+      </w:r>
+    </w:p>
+    <w:p>
+      <w:pPr>
+        <w:pStyle w:val="ListParagraph"/>
+        <w:numPr>
+          <w:ilvl w:val="0"/>
+          <w:numId w:val="11"/>
+        </w:numPr>
+        <w:spacing w:after="120" w:line="360"/>
+      </w:pPr>
+      <w:r>
+        <w:rPr>
+          <w:rFonts w:ascii="맑은 고딕" w:cs="맑은 고딕" w:eastAsia="맑은 고딕" w:hAnsi="맑은 고딕"/>
+          <w:b w:val="false"/>
+          <w:bCs w:val="false"/>
+          <w:sz w:val="24"/>
+          <w:szCs w:val="24"/>
+        </w:rPr>
+        <w:t xml:space="preserve">완성된 그림을 </w:t>
+      </w:r>
+      <w:r>
+        <w:rPr>
+          <w:rFonts w:ascii="맑은 고딕" w:cs="맑은 고딕" w:eastAsia="맑은 고딕" w:hAnsi="맑은 고딕"/>
+          <w:b/>
+          <w:bCs/>
+          <w:color w:val="1F1B2E"/>
+          <w:sz w:val="24"/>
+          <w:szCs w:val="24"/>
+        </w:rPr>
+        <w:t xml:space="preserve">다운로드</w:t>
+      </w:r>
+      <w:r>
+        <w:rPr>
+          <w:rFonts w:ascii="맑은 고딕" w:cs="맑은 고딕" w:eastAsia="맑은 고딕" w:hAnsi="맑은 고딕"/>
+          <w:b w:val="false"/>
+          <w:bCs w:val="false"/>
+          <w:sz w:val="24"/>
+          <w:szCs w:val="24"/>
+        </w:rPr>
+        <w:t xml:space="preserve">해요. 프로그램이 다운로드 폴더에서 알아서 가져가요.</w:t>
+      </w:r>
+    </w:p>
+    <w:p>
+      <w:pPr>
+        <w:pStyle w:val="ListParagraph"/>
+        <w:numPr>
+          <w:ilvl w:val="0"/>
+          <w:numId w:val="11"/>
+        </w:numPr>
+        <w:spacing w:after="120" w:line="360"/>
+      </w:pPr>
+      <w:r>
+        <w:rPr>
+          <w:rFonts w:ascii="맑은 고딕" w:cs="맑은 고딕" w:eastAsia="맑은 고딕" w:hAnsi="맑은 고딕"/>
+          <w:b w:val="false"/>
+          <w:bCs w:val="false"/>
+          <w:sz w:val="24"/>
+          <w:szCs w:val="24"/>
+        </w:rPr>
+        <w:t xml:space="preserve">다운로드가 안 되면 </w:t>
+      </w:r>
+      <w:r>
+        <w:rPr>
+          <w:rFonts w:ascii="맑은 고딕" w:cs="맑은 고딕" w:eastAsia="맑은 고딕" w:hAnsi="맑은 고딕"/>
+          <w:b/>
+          <w:bCs/>
+          <w:color w:val="1F1B2E"/>
+          <w:sz w:val="24"/>
+          <w:szCs w:val="24"/>
+        </w:rPr>
+        <w:t xml:space="preserve">[파일 직접 고르기]</w:t>
+      </w:r>
+      <w:r>
+        <w:rPr>
+          <w:rFonts w:ascii="맑은 고딕" w:cs="맑은 고딕" w:eastAsia="맑은 고딕" w:hAnsi="맑은 고딕"/>
+          <w:b w:val="false"/>
+          <w:bCs w:val="false"/>
+          <w:sz w:val="24"/>
+          <w:szCs w:val="24"/>
+        </w:rPr>
+        <w:t xml:space="preserve">를 누르거나, 그림 파일을 상자에 끌어다 놓아요.</w:t>
+      </w:r>
+    </w:p>
+    <w:p>
+      <w:pPr>
+        <w:spacing w:after="60"/>
+      </w:pPr>
+    </w:p>
+    <w:tbl>
+      <w:tblPr>
+        <w:tblW w:type="dxa" w:w="9638"/>
+        <w:tblBorders>
+          <w:top w:val="single" w:color="auto" w:sz="4"/>
+          <w:left w:val="single" w:color="auto" w:sz="4"/>
+          <w:bottom w:val="single" w:color="auto" w:sz="4"/>
+          <w:right w:val="single" w:color="auto" w:sz="4"/>
+          <w:insideH w:val="single" w:color="auto" w:sz="4"/>
+          <w:insideV w:val="single" w:color="auto" w:sz="4"/>
+        </w:tblBorders>
+      </w:tblPr>
+      <w:tblGrid>
+        <w:gridCol w:w="9638"/>
+      </w:tblGrid>
+      <w:tr>
+        <w:trPr>
+          <w:cantSplit/>
+        </w:trPr>
+        <w:tc>
+          <w:tcPr>
+            <w:tcW w:type="dxa" w:w="9638"/>
+            <w:tcBorders>
+              <w:top w:val="none" w:color="FFFFFF" w:sz="0"/>
+              <w:left w:val="single" w:color="16A34A" w:sz="36"/>
+              <w:bottom w:val="none" w:color="FFFFFF" w:sz="0"/>
+              <w:right w:val="none" w:color="FFFFFF" w:sz="0"/>
+            </w:tcBorders>
+            <w:shd w:fill="E8F7EE" w:color="auto" w:val="clear"/>
+            <w:tcMar>
+              <w:top w:type="dxa" w:w="140"/>
+              <w:left w:type="dxa" w:w="220"/>
+              <w:bottom w:type="dxa" w:w="140"/>
+              <w:right w:type="dxa" w:w="220"/>
+            </w:tcMar>
+          </w:tcPr>
+          <w:p>
+            <w:pPr>
+              <w:spacing w:after="100"/>
+            </w:pPr>
+            <w:r>
+              <w:rPr>
+                <w:rFonts w:ascii="맑은 고딕" w:cs="맑은 고딕" w:eastAsia="맑은 고딕" w:hAnsi="맑은 고딕"/>
+                <w:b/>
+                <w:bCs/>
+                <w:color w:val="16A34A"/>
+                <w:sz w:val="24"/>
+                <w:szCs w:val="24"/>
+              </w:rPr>
+              <w:t xml:space="preserve">꿀팁 | 주인공 그림은 초록 바탕으로!</w:t>
+            </w:r>
+          </w:p>
+          <w:p>
+            <w:pPr>
+              <w:spacing w:after="60" w:line="340"/>
+            </w:pPr>
+            <w:r>
+              <w:rPr>
+                <w:rFonts w:ascii="맑은 고딕" w:cs="맑은 고딕" w:eastAsia="맑은 고딕" w:hAnsi="맑은 고딕"/>
+                <w:b w:val="false"/>
+                <w:bCs w:val="false"/>
+                <w:sz w:val="22"/>
+                <w:szCs w:val="22"/>
+              </w:rPr>
+              <w:t xml:space="preserve">주인공 그림 프롬프트에는 "초록색 단색 바탕"이 들어 있어요. 그대로 붙여넣으면 돼요. 같은 장면의 다음 그림은 </w:t>
+            </w:r>
+            <w:r>
+              <w:rPr>
+                <w:rFonts w:ascii="맑은 고딕" w:cs="맑은 고딕" w:eastAsia="맑은 고딕" w:hAnsi="맑은 고딕"/>
+                <w:b/>
+                <w:bCs/>
+                <w:color w:val="1F1B2E"/>
+                <w:sz w:val="22"/>
+                <w:szCs w:val="22"/>
+              </w:rPr>
+              <w:t xml:space="preserve">앞 그림을 조금만 고쳐서</w:t>
+            </w:r>
+            <w:r>
+              <w:rPr>
+                <w:rFonts w:ascii="맑은 고딕" w:cs="맑은 고딕" w:eastAsia="맑은 고딕" w:hAnsi="맑은 고딕"/>
+                <w:b w:val="false"/>
+                <w:bCs w:val="false"/>
+                <w:sz w:val="22"/>
+                <w:szCs w:val="22"/>
+              </w:rPr>
+              <w:t xml:space="preserve"> 그리라고 적혀 있어요. 앞 그림도 꼭 같이 첨부해 주세요.</w:t>
+            </w:r>
+          </w:p>
+        </w:tc>
+      </w:tr>
+    </w:tbl>
+    <w:p>
+      <w:pPr>
+        <w:spacing w:after="160"/>
+      </w:pPr>
+    </w:p>
+    <w:p>
+      <w:pPr>
+        <w:keepNext/>
+        <w:pBdr>
+          <w:bottom w:val="single" w:color="6D28D9" w:sz="12" w:space="6"/>
+        </w:pBdr>
+        <w:spacing w:after="200" w:before="520"/>
+      </w:pPr>
+      <w:r>
+        <w:rPr>
+          <w:rFonts w:ascii="맑은 고딕" w:cs="맑은 고딕" w:eastAsia="맑은 고딕" w:hAnsi="맑은 고딕"/>
+          <w:b/>
+          <w:bCs/>
+          <w:color w:val="6D28D9"/>
+          <w:sz w:val="36"/>
+          <w:szCs w:val="36"/>
+        </w:rPr>
+        <w:t xml:space="preserve">13장. 완성! 보고 고치기</w:t>
+      </w:r>
+    </w:p>
+    <w:p>
+      <w:pPr>
+        <w:spacing w:after="160" w:line="380"/>
+      </w:pPr>
+      <w:r>
+        <w:rPr>
+          <w:rFonts w:ascii="맑은 고딕" w:cs="맑은 고딕" w:eastAsia="맑은 고딕" w:hAnsi="맑은 고딕"/>
+          <w:b w:val="false"/>
+          <w:bCs w:val="false"/>
+          <w:sz w:val="24"/>
+          <w:szCs w:val="24"/>
+        </w:rPr>
+        <w:t xml:space="preserve">일곱 칸이 모두 초록색이 되면 완성이에요! </w:t>
+      </w:r>
+      <w:r>
+        <w:rPr>
+          <w:rFonts w:ascii="맑은 고딕" w:cs="맑은 고딕" w:eastAsia="맑은 고딕" w:hAnsi="맑은 고딕"/>
+          <w:b/>
+          <w:bCs/>
+          <w:color w:val="1F1B2E"/>
+          <w:sz w:val="24"/>
+          <w:szCs w:val="24"/>
+        </w:rPr>
+        <w:t xml:space="preserve">[완성 영상]</w:t>
+      </w:r>
+      <w:r>
+        <w:rPr>
+          <w:rFonts w:ascii="맑은 고딕" w:cs="맑은 고딕" w:eastAsia="맑은 고딕" w:hAnsi="맑은 고딕"/>
+          <w:b w:val="false"/>
+          <w:bCs w:val="false"/>
+          <w:sz w:val="24"/>
+          <w:szCs w:val="24"/>
+        </w:rPr>
+        <w:t xml:space="preserve"> 탭에서 재생해 봐요. </w:t>
+      </w:r>
+      <w:r>
+        <w:rPr>
+          <w:rFonts w:ascii="맑은 고딕" w:cs="맑은 고딕" w:eastAsia="맑은 고딕" w:hAnsi="맑은 고딕"/>
+          <w:b/>
+          <w:bCs/>
+          <w:color w:val="1F1B2E"/>
+          <w:sz w:val="24"/>
+          <w:szCs w:val="24"/>
+        </w:rPr>
+        <w:t xml:space="preserve">[📂 파일 위치 열기]</w:t>
+      </w:r>
+      <w:r>
+        <w:rPr>
+          <w:rFonts w:ascii="맑은 고딕" w:cs="맑은 고딕" w:eastAsia="맑은 고딕" w:hAnsi="맑은 고딕"/>
+          <w:b w:val="false"/>
+          <w:bCs w:val="false"/>
+          <w:sz w:val="24"/>
+          <w:szCs w:val="24"/>
+        </w:rPr>
+        <w:t xml:space="preserve">를 누르면 영상 파일이 있는 폴더가 열려요.</w:t>
+      </w:r>
+    </w:p>
+    <w:p>
+      <w:pPr>
+        <w:keepNext/>
+        <w:spacing w:after="140" w:before="320"/>
+      </w:pPr>
+      <w:r>
+        <w:rPr>
+          <w:rFonts w:ascii="맑은 고딕" w:cs="맑은 고딕" w:eastAsia="맑은 고딕" w:hAnsi="맑은 고딕"/>
+          <w:color w:val="6D28D9"/>
+          <w:sz w:val="28"/>
+          <w:szCs w:val="28"/>
+        </w:rPr>
+        <w:t xml:space="preserve">■ </w:t>
+      </w:r>
+      <w:r>
+        <w:rPr>
+          <w:rFonts w:ascii="맑은 고딕" w:cs="맑은 고딕" w:eastAsia="맑은 고딕" w:hAnsi="맑은 고딕"/>
+          <w:b/>
+          <w:bCs/>
+          <w:color w:val="1F1B2E"/>
+          <w:sz w:val="28"/>
+          <w:szCs w:val="28"/>
+        </w:rPr>
+        <w:t xml:space="preserve">타임시트 보기</w:t>
+      </w:r>
+    </w:p>
+    <w:p>
+      <w:pPr>
+        <w:spacing w:after="160" w:line="380"/>
+      </w:pPr>
+      <w:r>
+        <w:rPr>
+          <w:rFonts w:ascii="맑은 고딕" w:cs="맑은 고딕" w:eastAsia="맑은 고딕" w:hAnsi="맑은 고딕"/>
+          <w:b/>
+          <w:bCs/>
+          <w:color w:val="1F1B2E"/>
+          <w:sz w:val="24"/>
+          <w:szCs w:val="24"/>
+        </w:rPr>
+        <w:t xml:space="preserve">[📋 타임시트]</w:t>
+      </w:r>
+      <w:r>
+        <w:rPr>
+          <w:rFonts w:ascii="맑은 고딕" w:cs="맑은 고딕" w:eastAsia="맑은 고딕" w:hAnsi="맑은 고딕"/>
+          <w:b w:val="false"/>
+          <w:bCs w:val="false"/>
+          <w:sz w:val="24"/>
+          <w:szCs w:val="24"/>
+        </w:rPr>
+        <w:t xml:space="preserve"> 탭에서는 장면마다 어떤 그림이 몇 칸씩 나오는지 볼 수 있어요.</w:t>
       </w:r>
     </w:p>
     <w:p>
@@ -11076,7 +11614,7 @@
       <w:r>
         <w:drawing>
           <wp:inline distT="0" distB="0" distL="0" distR="0">
-            <wp:extent cx="5762625" cy="1876425"/>
+            <wp:extent cx="5762625" cy="2676525"/>
             <wp:effectExtent t="0" r="0" b="0" l="0"/>
             <wp:docPr id="1" name="" descr="" title=""/>
             <wp:cNvGraphicFramePr>
@@ -11101,7 +11639,7 @@
                   <pic:spPr bwMode="auto">
                     <a:xfrm>
                       <a:off x="0" y="0"/>
-                      <a:ext cx="5762625" cy="1876425"/>
+                      <a:ext cx="5762625" cy="2676525"/>
                     </a:xfrm>
                     <a:prstGeom prst="rect">
                       <a:avLst/>
@@ -11128,141 +11666,7 @@
           <w:sz w:val="20"/>
           <w:szCs w:val="20"/>
         </w:rPr>
-        <w:t xml:space="preserve">▲ 멈춘 장면: 그림 몇 장 + 카메라 이동</w:t>
-      </w:r>
-    </w:p>
-    <w:p>
-      <w:pPr>
-        <w:pStyle w:val="ListParagraph"/>
-        <w:numPr>
-          <w:ilvl w:val="0"/>
-          <w:numId w:val="2"/>
-        </w:numPr>
-        <w:spacing w:after="140" w:line="360"/>
-      </w:pPr>
-      <w:r>
-        <w:rPr>
-          <w:rFonts w:ascii="맑은 고딕" w:cs="맑은 고딕" w:eastAsia="맑은 고딕" w:hAnsi="맑은 고딕"/>
-          <w:b/>
-          <w:bCs/>
-          <w:color w:val="1F1B2E"/>
-          <w:sz w:val="24"/>
-          <w:szCs w:val="24"/>
-        </w:rPr>
-        <w:t xml:space="preserve">🏃 움직임</w:t>
-      </w:r>
-      <w:r>
-        <w:rPr>
-          <w:rFonts w:ascii="맑은 고딕" w:cs="맑은 고딕" w:eastAsia="맑은 고딕" w:hAnsi="맑은 고딕"/>
-          <w:b w:val="false"/>
-          <w:bCs w:val="false"/>
-          <w:sz w:val="24"/>
-          <w:szCs w:val="24"/>
-        </w:rPr>
-        <w:t xml:space="preserve"> 표시가 있는 장면은 1초에 6장 + 사이 그림으로 움직여요.</w:t>
-      </w:r>
-    </w:p>
-    <w:p>
-      <w:pPr>
-        <w:pStyle w:val="ListParagraph"/>
-        <w:numPr>
-          <w:ilvl w:val="0"/>
-          <w:numId w:val="2"/>
-        </w:numPr>
-        <w:spacing w:after="140" w:line="360"/>
-      </w:pPr>
-      <w:r>
-        <w:rPr>
-          <w:rFonts w:ascii="맑은 고딕" w:cs="맑은 고딕" w:eastAsia="맑은 고딕" w:hAnsi="맑은 고딕"/>
-          <w:b w:val="false"/>
-          <w:bCs w:val="false"/>
-          <w:sz w:val="24"/>
-          <w:szCs w:val="24"/>
-        </w:rPr>
-        <w:t xml:space="preserve">맨 앞 </w:t>
-      </w:r>
-      <w:r>
-        <w:rPr>
-          <w:rFonts w:ascii="맑은 고딕" w:cs="맑은 고딕" w:eastAsia="맑은 고딕" w:hAnsi="맑은 고딕"/>
-          <w:b/>
-          <w:bCs/>
-          <w:color w:val="1F1B2E"/>
-          <w:sz w:val="24"/>
-          <w:szCs w:val="24"/>
-        </w:rPr>
-        <w:t xml:space="preserve">배경</w:t>
-      </w:r>
-      <w:r>
-        <w:rPr>
-          <w:rFonts w:ascii="맑은 고딕" w:cs="맑은 고딕" w:eastAsia="맑은 고딕" w:hAnsi="맑은 고딕"/>
-          <w:b w:val="false"/>
-          <w:bCs w:val="false"/>
-          <w:sz w:val="24"/>
-          <w:szCs w:val="24"/>
-        </w:rPr>
-        <w:t xml:space="preserve"> 그림 다음에 A, B, C… 주인공 그림이 나와요. 체크무늬는 투명한 부분(배경이 보일 곳)이에요.</w:t>
-      </w:r>
-    </w:p>
-    <w:p>
-      <w:pPr>
-        <w:pStyle w:val="ListParagraph"/>
-        <w:numPr>
-          <w:ilvl w:val="0"/>
-          <w:numId w:val="2"/>
-        </w:numPr>
-        <w:spacing w:after="140" w:line="360"/>
-      </w:pPr>
-      <w:r>
-        <w:rPr>
-          <w:rFonts w:ascii="맑은 고딕" w:cs="맑은 고딕" w:eastAsia="맑은 고딕" w:hAnsi="맑은 고딕"/>
-          <w:b/>
-          <w:bCs/>
-          <w:color w:val="1F1B2E"/>
-          <w:sz w:val="24"/>
-          <w:szCs w:val="24"/>
-        </w:rPr>
-        <w:t xml:space="preserve">[▶ 넘겨보기]</w:t>
-      </w:r>
-      <w:r>
-        <w:rPr>
-          <w:rFonts w:ascii="맑은 고딕" w:cs="맑은 고딕" w:eastAsia="맑은 고딕" w:hAnsi="맑은 고딕"/>
-          <w:b w:val="false"/>
-          <w:bCs w:val="false"/>
-          <w:sz w:val="24"/>
-          <w:szCs w:val="24"/>
-        </w:rPr>
-        <w:t xml:space="preserve">를 누르면 그림을 차례로 넘겨 볼 수 있어요.</w:t>
-      </w:r>
-    </w:p>
-    <w:p>
-      <w:pPr>
-        <w:pStyle w:val="ListParagraph"/>
-        <w:numPr>
-          <w:ilvl w:val="0"/>
-          <w:numId w:val="2"/>
-        </w:numPr>
-        <w:spacing w:after="140" w:line="360"/>
-      </w:pPr>
-      <w:r>
-        <w:rPr>
-          <w:rFonts w:ascii="맑은 고딕" w:cs="맑은 고딕" w:eastAsia="맑은 고딕" w:hAnsi="맑은 고딕"/>
-          <w:b/>
-          <w:bCs/>
-          <w:color w:val="1F1B2E"/>
-          <w:sz w:val="24"/>
-          <w:szCs w:val="24"/>
-        </w:rPr>
-        <w:t xml:space="preserve">노출표 자세히</w:t>
-      </w:r>
-      <w:r>
-        <w:rPr>
-          <w:rFonts w:ascii="맑은 고딕" w:cs="맑은 고딕" w:eastAsia="맑은 고딕" w:hAnsi="맑은 고딕"/>
-          <w:b w:val="false"/>
-          <w:bCs w:val="false"/>
-          <w:sz w:val="24"/>
-          <w:szCs w:val="24"/>
-        </w:rPr>
-        <w:t xml:space="preserve">를 열면 그림마다 몇 칸 보여 줄지 숫자를 바꿀 수 있어요. (장면 길이는 박자에 맞춰져 있어서, 바로 다음 칸이 그만큼 줄어들어요)</w:t>
+        <w:t xml:space="preserve">▲ 움직이는 장면: "1초 6장 + 사이 그림" 표시와 그림들</w:t>
       </w:r>
     </w:p>
     <w:p>
@@ -11274,7 +11678,7 @@
       <w:r>
         <w:drawing>
           <wp:inline distT="0" distB="0" distL="0" distR="0">
-            <wp:extent cx="3962400" cy="2990850"/>
+            <wp:extent cx="5762625" cy="1876425"/>
             <wp:effectExtent t="0" r="0" b="0" l="0"/>
             <wp:docPr id="1" name="" descr="" title=""/>
             <wp:cNvGraphicFramePr>
@@ -11299,7 +11703,7 @@
                   <pic:spPr bwMode="auto">
                     <a:xfrm>
                       <a:off x="0" y="0"/>
-                      <a:ext cx="3962400" cy="2990850"/>
+                      <a:ext cx="5762625" cy="1876425"/>
                     </a:xfrm>
                     <a:prstGeom prst="rect">
                       <a:avLst/>
@@ -11326,39 +11730,59 @@
           <w:sz w:val="20"/>
           <w:szCs w:val="20"/>
         </w:rPr>
-        <w:t xml:space="preserve">▲ 넘겨보기: 그림이 차례로 넘어가요</w:t>
-      </w:r>
-    </w:p>
-    <w:p>
-      <w:pPr>
-        <w:keepNext/>
-        <w:spacing w:after="140" w:before="320"/>
-      </w:pPr>
-      <w:r>
-        <w:rPr>
-          <w:rFonts w:ascii="맑은 고딕" w:cs="맑은 고딕" w:eastAsia="맑은 고딕" w:hAnsi="맑은 고딕"/>
-          <w:color w:val="6D28D9"/>
-          <w:sz w:val="28"/>
-          <w:szCs w:val="28"/>
-        </w:rPr>
-        <w:t xml:space="preserve">■ </w:t>
-      </w:r>
+        <w:t xml:space="preserve">▲ 멈춘 장면: 그림 몇 장 + 카메라 이동</w:t>
+      </w:r>
+    </w:p>
+    <w:p>
+      <w:pPr>
+        <w:pStyle w:val="ListParagraph"/>
+        <w:numPr>
+          <w:ilvl w:val="0"/>
+          <w:numId w:val="2"/>
+        </w:numPr>
+        <w:spacing w:after="140" w:line="360"/>
+      </w:pPr>
       <w:r>
         <w:rPr>
           <w:rFonts w:ascii="맑은 고딕" w:cs="맑은 고딕" w:eastAsia="맑은 고딕" w:hAnsi="맑은 고딕"/>
           <w:b/>
           <w:bCs/>
           <w:color w:val="1F1B2E"/>
-          <w:sz w:val="28"/>
-          <w:szCs w:val="28"/>
-        </w:rPr>
-        <w:t xml:space="preserve">마음에 안 드는 그림 고치기</w:t>
-      </w:r>
-    </w:p>
-    <w:p>
-      <w:pPr>
-        <w:spacing w:after="160" w:line="380"/>
-      </w:pPr>
+          <w:sz w:val="24"/>
+          <w:szCs w:val="24"/>
+        </w:rPr>
+        <w:t xml:space="preserve">🏃 움직임</w:t>
+      </w:r>
+      <w:r>
+        <w:rPr>
+          <w:rFonts w:ascii="맑은 고딕" w:cs="맑은 고딕" w:eastAsia="맑은 고딕" w:hAnsi="맑은 고딕"/>
+          <w:b w:val="false"/>
+          <w:bCs w:val="false"/>
+          <w:sz w:val="24"/>
+          <w:szCs w:val="24"/>
+        </w:rPr>
+        <w:t xml:space="preserve"> 표시가 있는 장면은 1초에 6장 + 사이 그림으로 움직여요.</w:t>
+      </w:r>
+    </w:p>
+    <w:p>
+      <w:pPr>
+        <w:pStyle w:val="ListParagraph"/>
+        <w:numPr>
+          <w:ilvl w:val="0"/>
+          <w:numId w:val="2"/>
+        </w:numPr>
+        <w:spacing w:after="140" w:line="360"/>
+      </w:pPr>
+      <w:r>
+        <w:rPr>
+          <w:rFonts w:ascii="맑은 고딕" w:cs="맑은 고딕" w:eastAsia="맑은 고딕" w:hAnsi="맑은 고딕"/>
+          <w:b w:val="false"/>
+          <w:bCs w:val="false"/>
+          <w:sz w:val="24"/>
+          <w:szCs w:val="24"/>
+        </w:rPr>
+        <w:t xml:space="preserve">맨 앞 </w:t>
+      </w:r>
       <w:r>
         <w:rPr>
           <w:rFonts w:ascii="맑은 고딕" w:cs="맑은 고딕" w:eastAsia="맑은 고딕" w:hAnsi="맑은 고딕"/>
@@ -11368,18 +11792,28 @@
           <w:sz w:val="24"/>
           <w:szCs w:val="24"/>
         </w:rPr>
-        <w:t xml:space="preserve">[🎨 그림]</w:t>
-      </w:r>
-      <w:r>
-        <w:rPr>
-          <w:rFonts w:ascii="맑은 고딕" w:cs="맑은 고딕" w:eastAsia="맑은 고딕" w:hAnsi="맑은 고딕"/>
-          <w:b w:val="false"/>
-          <w:bCs w:val="false"/>
-          <w:sz w:val="24"/>
-          <w:szCs w:val="24"/>
-        </w:rPr>
-        <w:t xml:space="preserve"> 탭에서 그림마다 </w:t>
-      </w:r>
+        <w:t xml:space="preserve">배경</w:t>
+      </w:r>
+      <w:r>
+        <w:rPr>
+          <w:rFonts w:ascii="맑은 고딕" w:cs="맑은 고딕" w:eastAsia="맑은 고딕" w:hAnsi="맑은 고딕"/>
+          <w:b w:val="false"/>
+          <w:bCs w:val="false"/>
+          <w:sz w:val="24"/>
+          <w:szCs w:val="24"/>
+        </w:rPr>
+        <w:t xml:space="preserve"> 그림 다음에 A, B, C… 주인공 그림이 나와요. 체크무늬는 투명한 부분(배경이 보일 곳)이에요.</w:t>
+      </w:r>
+    </w:p>
+    <w:p>
+      <w:pPr>
+        <w:pStyle w:val="ListParagraph"/>
+        <w:numPr>
+          <w:ilvl w:val="0"/>
+          <w:numId w:val="2"/>
+        </w:numPr>
+        <w:spacing w:after="140" w:line="360"/>
+      </w:pPr>
       <w:r>
         <w:rPr>
           <w:rFonts w:ascii="맑은 고딕" w:cs="맑은 고딕" w:eastAsia="맑은 고딕" w:hAnsi="맑은 고딕"/>
@@ -11389,18 +11823,28 @@
           <w:sz w:val="24"/>
           <w:szCs w:val="24"/>
         </w:rPr>
-        <w:t xml:space="preserve">[✏️ 다시]</w:t>
-      </w:r>
-      <w:r>
-        <w:rPr>
-          <w:rFonts w:ascii="맑은 고딕" w:cs="맑은 고딕" w:eastAsia="맑은 고딕" w:hAnsi="맑은 고딕"/>
-          <w:b w:val="false"/>
-          <w:bCs w:val="false"/>
-          <w:sz w:val="24"/>
-          <w:szCs w:val="24"/>
-        </w:rPr>
-        <w:t xml:space="preserve">(다시 그리기)와 </w:t>
-      </w:r>
+        <w:t xml:space="preserve">[▶ 넘겨보기]</w:t>
+      </w:r>
+      <w:r>
+        <w:rPr>
+          <w:rFonts w:ascii="맑은 고딕" w:cs="맑은 고딕" w:eastAsia="맑은 고딕" w:hAnsi="맑은 고딕"/>
+          <w:b w:val="false"/>
+          <w:bCs w:val="false"/>
+          <w:sz w:val="24"/>
+          <w:szCs w:val="24"/>
+        </w:rPr>
+        <w:t xml:space="preserve">를 누르면 그림을 차례로 넘겨 볼 수 있어요.</w:t>
+      </w:r>
+    </w:p>
+    <w:p>
+      <w:pPr>
+        <w:pStyle w:val="ListParagraph"/>
+        <w:numPr>
+          <w:ilvl w:val="0"/>
+          <w:numId w:val="2"/>
+        </w:numPr>
+        <w:spacing w:after="140" w:line="360"/>
+      </w:pPr>
       <w:r>
         <w:rPr>
           <w:rFonts w:ascii="맑은 고딕" w:cs="맑은 고딕" w:eastAsia="맑은 고딕" w:hAnsi="맑은 고딕"/>
@@ -11410,17 +11854,17 @@
           <w:sz w:val="24"/>
           <w:szCs w:val="24"/>
         </w:rPr>
-        <w:t xml:space="preserve">[📁 교체]</w:t>
-      </w:r>
-      <w:r>
-        <w:rPr>
-          <w:rFonts w:ascii="맑은 고딕" w:cs="맑은 고딕" w:eastAsia="맑은 고딕" w:hAnsi="맑은 고딕"/>
-          <w:b w:val="false"/>
-          <w:bCs w:val="false"/>
-          <w:sz w:val="24"/>
-          <w:szCs w:val="24"/>
-        </w:rPr>
-        <w:t xml:space="preserve">(내 그림으로 바꾸기)를 누를 수 있어요.</w:t>
+        <w:t xml:space="preserve">노출표 자세히</w:t>
+      </w:r>
+      <w:r>
+        <w:rPr>
+          <w:rFonts w:ascii="맑은 고딕" w:cs="맑은 고딕" w:eastAsia="맑은 고딕" w:hAnsi="맑은 고딕"/>
+          <w:b w:val="false"/>
+          <w:bCs w:val="false"/>
+          <w:sz w:val="24"/>
+          <w:szCs w:val="24"/>
+        </w:rPr>
+        <w:t xml:space="preserve">를 열면 그림마다 몇 칸 보여 줄지 숫자를 바꿀 수 있어요. (장면 길이는 박자에 맞춰져 있어서, 바로 다음 칸이 그만큼 줄어들어요)</w:t>
       </w:r>
     </w:p>
     <w:p>
@@ -11432,7 +11876,7 @@
       <w:r>
         <w:drawing>
           <wp:inline distT="0" distB="0" distL="0" distR="0">
-            <wp:extent cx="5762625" cy="2419350"/>
+            <wp:extent cx="3962400" cy="2990850"/>
             <wp:effectExtent t="0" r="0" b="0" l="0"/>
             <wp:docPr id="1" name="" descr="" title=""/>
             <wp:cNvGraphicFramePr>
@@ -11457,7 +11901,7 @@
                   <pic:spPr bwMode="auto">
                     <a:xfrm>
                       <a:off x="0" y="0"/>
-                      <a:ext cx="5762625" cy="2419350"/>
+                      <a:ext cx="3962400" cy="2990850"/>
                     </a:xfrm>
                     <a:prstGeom prst="rect">
                       <a:avLst/>
@@ -11484,246 +11928,22 @@
           <w:sz w:val="20"/>
           <w:szCs w:val="20"/>
         </w:rPr>
-        <w:t xml:space="preserve">▲ 그림 탭: 배경 판과 주인공 그림</w:t>
-      </w:r>
-    </w:p>
-    <w:tbl>
-      <w:tblPr>
-        <w:tblW w:type="dxa" w:w="9638"/>
-        <w:tblBorders>
-          <w:top w:val="single" w:color="auto" w:sz="4"/>
-          <w:left w:val="single" w:color="auto" w:sz="4"/>
-          <w:bottom w:val="single" w:color="auto" w:sz="4"/>
-          <w:right w:val="single" w:color="auto" w:sz="4"/>
-          <w:insideH w:val="single" w:color="auto" w:sz="4"/>
-          <w:insideV w:val="single" w:color="auto" w:sz="4"/>
-        </w:tblBorders>
-      </w:tblPr>
-      <w:tblGrid>
-        <w:gridCol w:w="9638"/>
-      </w:tblGrid>
-      <w:tr>
-        <w:trPr>
-          <w:cantSplit/>
-        </w:trPr>
-        <w:tc>
-          <w:tcPr>
-            <w:tcW w:type="dxa" w:w="9638"/>
-            <w:tcBorders>
-              <w:top w:val="none" w:color="FFFFFF" w:sz="0"/>
-              <w:left w:val="single" w:color="16A34A" w:sz="36"/>
-              <w:bottom w:val="none" w:color="FFFFFF" w:sz="0"/>
-              <w:right w:val="none" w:color="FFFFFF" w:sz="0"/>
-            </w:tcBorders>
-            <w:shd w:fill="E8F7EE" w:color="auto" w:val="clear"/>
-            <w:tcMar>
-              <w:top w:type="dxa" w:w="140"/>
-              <w:left w:type="dxa" w:w="220"/>
-              <w:bottom w:type="dxa" w:w="140"/>
-              <w:right w:type="dxa" w:w="220"/>
-            </w:tcMar>
-          </w:tcPr>
-          <w:p>
-            <w:pPr>
-              <w:spacing w:after="100"/>
-            </w:pPr>
-            <w:r>
-              <w:rPr>
-                <w:rFonts w:ascii="맑은 고딕" w:cs="맑은 고딕" w:eastAsia="맑은 고딕" w:hAnsi="맑은 고딕"/>
-                <w:b/>
-                <w:bCs/>
-                <w:color w:val="16A34A"/>
-                <w:sz w:val="24"/>
-                <w:szCs w:val="24"/>
-              </w:rPr>
-              <w:t xml:space="preserve">꿀팁 | 고친 부분만 다시 만들어요</w:t>
-            </w:r>
-          </w:p>
-          <w:p>
-            <w:pPr>
-              <w:pStyle w:val="ListParagraph"/>
-              <w:numPr>
-                <w:ilvl w:val="0"/>
-                <w:numId w:val="2"/>
-              </w:numPr>
-              <w:spacing w:after="60" w:line="340"/>
-            </w:pPr>
-            <w:r>
-              <w:rPr>
-                <w:rFonts w:ascii="맑은 고딕" w:cs="맑은 고딕" w:eastAsia="맑은 고딕" w:hAnsi="맑은 고딕"/>
-                <w:b w:val="false"/>
-                <w:bCs w:val="false"/>
-                <w:sz w:val="22"/>
-                <w:szCs w:val="22"/>
-              </w:rPr>
-              <w:t xml:space="preserve">그림이나 칸 수를 바꾸면 </w:t>
-            </w:r>
-            <w:r>
-              <w:rPr>
-                <w:rFonts w:ascii="맑은 고딕" w:cs="맑은 고딕" w:eastAsia="맑은 고딕" w:hAnsi="맑은 고딕"/>
-                <w:b/>
-                <w:bCs/>
-                <w:color w:val="1F1B2E"/>
-                <w:sz w:val="22"/>
-                <w:szCs w:val="22"/>
-              </w:rPr>
-              <w:t xml:space="preserve">[🎬 다시 렌더링]</w:t>
-            </w:r>
-            <w:r>
-              <w:rPr>
-                <w:rFonts w:ascii="맑은 고딕" w:cs="맑은 고딕" w:eastAsia="맑은 고딕" w:hAnsi="맑은 고딕"/>
-                <w:b w:val="false"/>
-                <w:bCs w:val="false"/>
-                <w:sz w:val="22"/>
-                <w:szCs w:val="22"/>
-              </w:rPr>
-              <w:t xml:space="preserve">을 눌러요. </w:t>
-            </w:r>
-            <w:r>
-              <w:rPr>
-                <w:rFonts w:ascii="맑은 고딕" w:cs="맑은 고딕" w:eastAsia="맑은 고딕" w:hAnsi="맑은 고딕"/>
-                <w:b/>
-                <w:bCs/>
-                <w:color w:val="1F1B2E"/>
-                <w:sz w:val="22"/>
-                <w:szCs w:val="22"/>
-              </w:rPr>
-              <w:t xml:space="preserve">바뀐 장면만</w:t>
-            </w:r>
-            <w:r>
-              <w:rPr>
-                <w:rFonts w:ascii="맑은 고딕" w:cs="맑은 고딕" w:eastAsia="맑은 고딕" w:hAnsi="맑은 고딕"/>
-                <w:b w:val="false"/>
-                <w:bCs w:val="false"/>
-                <w:sz w:val="22"/>
-                <w:szCs w:val="22"/>
-              </w:rPr>
-              <w:t xml:space="preserve"> 다시 만들어서 빨라요.</w:t>
-            </w:r>
-          </w:p>
-          <w:p>
-            <w:pPr>
-              <w:pStyle w:val="ListParagraph"/>
-              <w:numPr>
-                <w:ilvl w:val="0"/>
-                <w:numId w:val="2"/>
-              </w:numPr>
-              <w:spacing w:after="60" w:line="340"/>
-            </w:pPr>
-            <w:r>
-              <w:rPr>
-                <w:rFonts w:ascii="맑은 고딕" w:cs="맑은 고딕" w:eastAsia="맑은 고딕" w:hAnsi="맑은 고딕"/>
-                <w:b w:val="false"/>
-                <w:bCs w:val="false"/>
-                <w:sz w:val="22"/>
-                <w:szCs w:val="22"/>
-              </w:rPr>
-              <w:t xml:space="preserve">가사를 고치면 </w:t>
-            </w:r>
-            <w:r>
-              <w:rPr>
-                <w:rFonts w:ascii="맑은 고딕" w:cs="맑은 고딕" w:eastAsia="맑은 고딕" w:hAnsi="맑은 고딕"/>
-                <w:b/>
-                <w:bCs/>
-                <w:color w:val="1F1B2E"/>
-                <w:sz w:val="22"/>
-                <w:szCs w:val="22"/>
-              </w:rPr>
-              <w:t xml:space="preserve">자막 단계만</w:t>
-            </w:r>
-            <w:r>
-              <w:rPr>
-                <w:rFonts w:ascii="맑은 고딕" w:cs="맑은 고딕" w:eastAsia="맑은 고딕" w:hAnsi="맑은 고딕"/>
-                <w:b w:val="false"/>
-                <w:bCs w:val="false"/>
-                <w:sz w:val="22"/>
-                <w:szCs w:val="22"/>
-              </w:rPr>
-              <w:t xml:space="preserve"> 다시 해요. 그림은 그대로예요.</w:t>
-            </w:r>
-          </w:p>
-          <w:p>
-            <w:pPr>
-              <w:pStyle w:val="ListParagraph"/>
-              <w:numPr>
-                <w:ilvl w:val="0"/>
-                <w:numId w:val="2"/>
-              </w:numPr>
-              <w:spacing w:after="60" w:line="340"/>
-            </w:pPr>
-            <w:r>
-              <w:rPr>
-                <w:rFonts w:ascii="맑은 고딕" w:cs="맑은 고딕" w:eastAsia="맑은 고딕" w:hAnsi="맑은 고딕"/>
-                <w:b w:val="false"/>
-                <w:bCs w:val="false"/>
-                <w:sz w:val="22"/>
-                <w:szCs w:val="22"/>
-              </w:rPr>
-              <w:t xml:space="preserve">자막 없는 영상이 필요하면 </w:t>
-            </w:r>
-            <w:r>
-              <w:rPr>
-                <w:rFonts w:ascii="맑은 고딕" w:cs="맑은 고딕" w:eastAsia="맑은 고딕" w:hAnsi="맑은 고딕"/>
-                <w:b/>
-                <w:bCs/>
-                <w:color w:val="1F1B2E"/>
-                <w:sz w:val="22"/>
-                <w:szCs w:val="22"/>
-              </w:rPr>
-              <w:t xml:space="preserve">[🎞 자막 없는 깨끗한 원본]</w:t>
-            </w:r>
-            <w:r>
-              <w:rPr>
-                <w:rFonts w:ascii="맑은 고딕" w:cs="맑은 고딕" w:eastAsia="맑은 고딕" w:hAnsi="맑은 고딕"/>
-                <w:b w:val="false"/>
-                <w:bCs w:val="false"/>
-                <w:sz w:val="22"/>
-                <w:szCs w:val="22"/>
-              </w:rPr>
-              <w:t xml:space="preserve">을 눌러요.</w:t>
-            </w:r>
-          </w:p>
-        </w:tc>
-      </w:tr>
-    </w:tbl>
-    <w:p>
-      <w:pPr>
-        <w:spacing w:after="160"/>
-      </w:pPr>
+        <w:t xml:space="preserve">▲ 넘겨보기: 그림이 차례로 넘어가요</w:t>
+      </w:r>
     </w:p>
     <w:p>
       <w:pPr>
         <w:keepNext/>
-        <w:pBdr>
-          <w:bottom w:val="single" w:color="6D28D9" w:sz="12" w:space="6"/>
-        </w:pBdr>
-        <w:spacing w:after="200" w:before="520"/>
-      </w:pPr>
-      <w:r>
-        <w:rPr>
-          <w:rFonts w:ascii="맑은 고딕" w:cs="맑은 고딕" w:eastAsia="맑은 고딕" w:hAnsi="맑은 고딕"/>
-          <w:b/>
-          <w:bCs/>
+        <w:spacing w:after="140" w:before="320"/>
+      </w:pPr>
+      <w:r>
+        <w:rPr>
+          <w:rFonts w:ascii="맑은 고딕" w:cs="맑은 고딕" w:eastAsia="맑은 고딕" w:hAnsi="맑은 고딕"/>
           <w:color w:val="6D28D9"/>
-          <w:sz w:val="36"/>
-          <w:szCs w:val="36"/>
-        </w:rPr>
-        <w:t xml:space="preserve">14장. 움직임 방식 고르기</w:t>
-      </w:r>
-    </w:p>
-    <w:p>
-      <w:pPr>
-        <w:spacing w:after="160" w:line="380"/>
-      </w:pPr>
-      <w:r>
-        <w:rPr>
-          <w:rFonts w:ascii="맑은 고딕" w:cs="맑은 고딕" w:eastAsia="맑은 고딕" w:hAnsi="맑은 고딕"/>
-          <w:b w:val="false"/>
-          <w:bCs w:val="false"/>
-          <w:sz w:val="24"/>
-          <w:szCs w:val="24"/>
-        </w:rPr>
-        <w:t xml:space="preserve">왼쪽 </w:t>
+          <w:sz w:val="28"/>
+          <w:szCs w:val="28"/>
+        </w:rPr>
+        <w:t xml:space="preserve">■ </w:t>
       </w:r>
       <w:r>
         <w:rPr>
@@ -11731,21 +11951,16 @@
           <w:b/>
           <w:bCs/>
           <w:color w:val="1F1B2E"/>
-          <w:sz w:val="24"/>
-          <w:szCs w:val="24"/>
-        </w:rPr>
-        <w:t xml:space="preserve">[워크플로우]</w:t>
-      </w:r>
-      <w:r>
-        <w:rPr>
-          <w:rFonts w:ascii="맑은 고딕" w:cs="맑은 고딕" w:eastAsia="맑은 고딕" w:hAnsi="맑은 고딕"/>
-          <w:b w:val="false"/>
-          <w:bCs w:val="false"/>
-          <w:sz w:val="24"/>
-          <w:szCs w:val="24"/>
-        </w:rPr>
-        <w:t xml:space="preserve">에서 영상 스타일을 정해요. 기본 워크플로우는 직접 고칠 수 없어서, </w:t>
-      </w:r>
+          <w:sz w:val="28"/>
+          <w:szCs w:val="28"/>
+        </w:rPr>
+        <w:t xml:space="preserve">마음에 안 드는 그림 고치기</w:t>
+      </w:r>
+    </w:p>
+    <w:p>
+      <w:pPr>
+        <w:spacing w:after="160" w:line="380"/>
+      </w:pPr>
       <w:r>
         <w:rPr>
           <w:rFonts w:ascii="맑은 고딕" w:cs="맑은 고딕" w:eastAsia="맑은 고딕" w:hAnsi="맑은 고딕"/>
@@ -11755,17 +11970,59 @@
           <w:sz w:val="24"/>
           <w:szCs w:val="24"/>
         </w:rPr>
-        <w:t xml:space="preserve">[＋ 지금 것을 복사해서 새로 만들기]</w:t>
-      </w:r>
-      <w:r>
-        <w:rPr>
-          <w:rFonts w:ascii="맑은 고딕" w:cs="맑은 고딕" w:eastAsia="맑은 고딕" w:hAnsi="맑은 고딕"/>
-          <w:b w:val="false"/>
-          <w:bCs w:val="false"/>
-          <w:sz w:val="24"/>
-          <w:szCs w:val="24"/>
-        </w:rPr>
-        <w:t xml:space="preserve">로 내 것을 만든 뒤 고쳐요.</w:t>
+        <w:t xml:space="preserve">[🎨 그림]</w:t>
+      </w:r>
+      <w:r>
+        <w:rPr>
+          <w:rFonts w:ascii="맑은 고딕" w:cs="맑은 고딕" w:eastAsia="맑은 고딕" w:hAnsi="맑은 고딕"/>
+          <w:b w:val="false"/>
+          <w:bCs w:val="false"/>
+          <w:sz w:val="24"/>
+          <w:szCs w:val="24"/>
+        </w:rPr>
+        <w:t xml:space="preserve"> 탭에서 그림마다 </w:t>
+      </w:r>
+      <w:r>
+        <w:rPr>
+          <w:rFonts w:ascii="맑은 고딕" w:cs="맑은 고딕" w:eastAsia="맑은 고딕" w:hAnsi="맑은 고딕"/>
+          <w:b/>
+          <w:bCs/>
+          <w:color w:val="1F1B2E"/>
+          <w:sz w:val="24"/>
+          <w:szCs w:val="24"/>
+        </w:rPr>
+        <w:t xml:space="preserve">[✏️ 다시]</w:t>
+      </w:r>
+      <w:r>
+        <w:rPr>
+          <w:rFonts w:ascii="맑은 고딕" w:cs="맑은 고딕" w:eastAsia="맑은 고딕" w:hAnsi="맑은 고딕"/>
+          <w:b w:val="false"/>
+          <w:bCs w:val="false"/>
+          <w:sz w:val="24"/>
+          <w:szCs w:val="24"/>
+        </w:rPr>
+        <w:t xml:space="preserve">(다시 그리기)와 </w:t>
+      </w:r>
+      <w:r>
+        <w:rPr>
+          <w:rFonts w:ascii="맑은 고딕" w:cs="맑은 고딕" w:eastAsia="맑은 고딕" w:hAnsi="맑은 고딕"/>
+          <w:b/>
+          <w:bCs/>
+          <w:color w:val="1F1B2E"/>
+          <w:sz w:val="24"/>
+          <w:szCs w:val="24"/>
+        </w:rPr>
+        <w:t xml:space="preserve">[📁 교체]</w:t>
+      </w:r>
+      <w:r>
+        <w:rPr>
+          <w:rFonts w:ascii="맑은 고딕" w:cs="맑은 고딕" w:eastAsia="맑은 고딕" w:hAnsi="맑은 고딕"/>
+          <w:b w:val="false"/>
+          <w:bCs w:val="false"/>
+          <w:sz w:val="24"/>
+          <w:szCs w:val="24"/>
+        </w:rPr>
+        <w:t xml:space="preserve">(내 그림으로 바꾸기)를 누를 수 있어요.</w:t>
       </w:r>
     </w:p>
     <w:p>
@@ -11777,7 +12034,7 @@
       <w:r>
         <w:drawing>
           <wp:inline distT="0" distB="0" distL="0" distR="0">
-            <wp:extent cx="4324350" cy="2352675"/>
+            <wp:extent cx="5762625" cy="2419350"/>
             <wp:effectExtent t="0" r="0" b="0" l="0"/>
             <wp:docPr id="1" name="" descr="" title=""/>
             <wp:cNvGraphicFramePr>
@@ -11802,7 +12059,7 @@
                   <pic:spPr bwMode="auto">
                     <a:xfrm>
                       <a:off x="0" y="0"/>
-                      <a:ext cx="4324350" cy="2352675"/>
+                      <a:ext cx="5762625" cy="2419350"/>
                     </a:xfrm>
                     <a:prstGeom prst="rect">
                       <a:avLst/>
@@ -11829,7 +12086,7 @@
           <w:sz w:val="20"/>
           <w:szCs w:val="20"/>
         </w:rPr>
-        <w:t xml:space="preserve">▲ 🏃 움직임 방식 고르기</w:t>
+        <w:t xml:space="preserve">▲ 그림 탭: 배경 판과 주인공 그림</w:t>
       </w:r>
     </w:p>
     <w:tbl>
@@ -11845,427 +12102,187 @@
         </w:tblBorders>
       </w:tblPr>
       <w:tblGrid>
-        <w:gridCol w:w="2120"/>
-        <w:gridCol w:w="4433"/>
-        <w:gridCol w:w="3085"/>
+        <w:gridCol w:w="9638"/>
       </w:tblGrid>
       <w:tr>
         <w:trPr>
           <w:cantSplit/>
-          <w:tblHeader/>
-          <w:trHeight w:val="420" w:hRule="atLeast"/>
         </w:trPr>
         <w:tc>
           <w:tcPr>
-            <w:tcW w:type="dxa" w:w="2120"/>
-            <w:tcBorders>
-              <w:top w:val="single" w:color="DDD6F3" w:sz="4"/>
-              <w:left w:val="single" w:color="DDD6F3" w:sz="4"/>
-              <w:bottom w:val="single" w:color="DDD6F3" w:sz="4"/>
-              <w:right w:val="single" w:color="DDD6F3" w:sz="4"/>
-            </w:tcBorders>
-            <w:shd w:fill="6D28D9" w:color="auto" w:val="clear"/>
-            <w:tcMar>
-              <w:top w:type="dxa" w:w="90"/>
-              <w:left w:type="dxa" w:w="120"/>
-              <w:bottom w:type="dxa" w:w="90"/>
-              <w:right w:type="dxa" w:w="120"/>
-            </w:tcMar>
-          </w:tcPr>
-          <w:p>
-            <w:pPr>
-              <w:jc w:val="left"/>
+            <w:tcW w:type="dxa" w:w="9638"/>
+            <w:tcBorders>
+              <w:top w:val="none" w:color="FFFFFF" w:sz="0"/>
+              <w:left w:val="single" w:color="16A34A" w:sz="36"/>
+              <w:bottom w:val="none" w:color="FFFFFF" w:sz="0"/>
+              <w:right w:val="none" w:color="FFFFFF" w:sz="0"/>
+            </w:tcBorders>
+            <w:shd w:fill="E8F7EE" w:color="auto" w:val="clear"/>
+            <w:tcMar>
+              <w:top w:type="dxa" w:w="140"/>
+              <w:left w:type="dxa" w:w="220"/>
+              <w:bottom w:type="dxa" w:w="140"/>
+              <w:right w:type="dxa" w:w="220"/>
+            </w:tcMar>
+          </w:tcPr>
+          <w:p>
+            <w:pPr>
+              <w:spacing w:after="100"/>
             </w:pPr>
             <w:r>
               <w:rPr>
                 <w:rFonts w:ascii="맑은 고딕" w:cs="맑은 고딕" w:eastAsia="맑은 고딕" w:hAnsi="맑은 고딕"/>
                 <w:b/>
                 <w:bCs/>
-                <w:color w:val="FFFFFF"/>
+                <w:color w:val="16A34A"/>
+                <w:sz w:val="24"/>
+                <w:szCs w:val="24"/>
+              </w:rPr>
+              <w:t xml:space="preserve">꿀팁 | 고친 부분만 다시 만들어요</w:t>
+            </w:r>
+          </w:p>
+          <w:p>
+            <w:pPr>
+              <w:pStyle w:val="ListParagraph"/>
+              <w:numPr>
+                <w:ilvl w:val="0"/>
+                <w:numId w:val="2"/>
+              </w:numPr>
+              <w:spacing w:after="60" w:line="340"/>
+            </w:pPr>
+            <w:r>
+              <w:rPr>
+                <w:rFonts w:ascii="맑은 고딕" w:cs="맑은 고딕" w:eastAsia="맑은 고딕" w:hAnsi="맑은 고딕"/>
+                <w:b w:val="false"/>
+                <w:bCs w:val="false"/>
                 <w:sz w:val="22"/>
                 <w:szCs w:val="22"/>
               </w:rPr>
-              <w:t xml:space="preserve">움직임 방식</w:t>
-            </w:r>
-          </w:p>
-        </w:tc>
-        <w:tc>
-          <w:tcPr>
-            <w:tcW w:type="dxa" w:w="4433"/>
-            <w:tcBorders>
-              <w:top w:val="single" w:color="DDD6F3" w:sz="4"/>
-              <w:left w:val="single" w:color="DDD6F3" w:sz="4"/>
-              <w:bottom w:val="single" w:color="DDD6F3" w:sz="4"/>
-              <w:right w:val="single" w:color="DDD6F3" w:sz="4"/>
-            </w:tcBorders>
-            <w:shd w:fill="6D28D9" w:color="auto" w:val="clear"/>
-            <w:tcMar>
-              <w:top w:type="dxa" w:w="90"/>
-              <w:left w:type="dxa" w:w="120"/>
-              <w:bottom w:type="dxa" w:w="90"/>
-              <w:right w:type="dxa" w:w="120"/>
-            </w:tcMar>
-          </w:tcPr>
-          <w:p>
-            <w:pPr>
-              <w:jc w:val="left"/>
-            </w:pPr>
+              <w:t xml:space="preserve">그림이나 칸 수를 바꾸면 </w:t>
+            </w:r>
             <w:r>
               <w:rPr>
                 <w:rFonts w:ascii="맑은 고딕" w:cs="맑은 고딕" w:eastAsia="맑은 고딕" w:hAnsi="맑은 고딕"/>
                 <w:b/>
                 <w:bCs/>
-                <w:color w:val="FFFFFF"/>
+                <w:color w:val="1F1B2E"/>
                 <w:sz w:val="22"/>
                 <w:szCs w:val="22"/>
               </w:rPr>
-              <w:t xml:space="preserve">어떻게 움직여요?</w:t>
-            </w:r>
-          </w:p>
-        </w:tc>
-        <w:tc>
-          <w:tcPr>
-            <w:tcW w:type="dxa" w:w="3085"/>
-            <w:tcBorders>
-              <w:top w:val="single" w:color="DDD6F3" w:sz="4"/>
-              <w:left w:val="single" w:color="DDD6F3" w:sz="4"/>
-              <w:bottom w:val="single" w:color="DDD6F3" w:sz="4"/>
-              <w:right w:val="single" w:color="DDD6F3" w:sz="4"/>
-            </w:tcBorders>
-            <w:shd w:fill="6D28D9" w:color="auto" w:val="clear"/>
-            <w:tcMar>
-              <w:top w:type="dxa" w:w="90"/>
-              <w:left w:type="dxa" w:w="120"/>
-              <w:bottom w:type="dxa" w:w="90"/>
-              <w:right w:type="dxa" w:w="120"/>
-            </w:tcMar>
-          </w:tcPr>
-          <w:p>
-            <w:pPr>
-              <w:jc w:val="left"/>
-            </w:pPr>
+              <w:t xml:space="preserve">[🎬 다시 렌더링]</w:t>
+            </w:r>
+            <w:r>
+              <w:rPr>
+                <w:rFonts w:ascii="맑은 고딕" w:cs="맑은 고딕" w:eastAsia="맑은 고딕" w:hAnsi="맑은 고딕"/>
+                <w:b w:val="false"/>
+                <w:bCs w:val="false"/>
+                <w:sz w:val="22"/>
+                <w:szCs w:val="22"/>
+              </w:rPr>
+              <w:t xml:space="preserve">을 눌러요. </w:t>
+            </w:r>
             <w:r>
               <w:rPr>
                 <w:rFonts w:ascii="맑은 고딕" w:cs="맑은 고딕" w:eastAsia="맑은 고딕" w:hAnsi="맑은 고딕"/>
                 <w:b/>
                 <w:bCs/>
-                <w:color w:val="FFFFFF"/>
+                <w:color w:val="1F1B2E"/>
                 <w:sz w:val="22"/>
                 <w:szCs w:val="22"/>
               </w:rPr>
-              <w:t xml:space="preserve">3분 30초 노래 예시</w:t>
-            </w:r>
-          </w:p>
-        </w:tc>
-      </w:tr>
-      <w:tr>
-        <w:trPr>
-          <w:cantSplit/>
-        </w:trPr>
-        <w:tc>
-          <w:tcPr>
-            <w:tcW w:type="dxa" w:w="2120"/>
-            <w:tcBorders>
-              <w:top w:val="single" w:color="DDD6F3" w:sz="4"/>
-              <w:left w:val="single" w:color="DDD6F3" w:sz="4"/>
-              <w:bottom w:val="single" w:color="DDD6F3" w:sz="4"/>
-              <w:right w:val="single" w:color="DDD6F3" w:sz="4"/>
-            </w:tcBorders>
-            <w:shd w:fill="FFFFFF" w:color="auto" w:val="clear"/>
-            <w:tcMar>
-              <w:top w:type="dxa" w:w="90"/>
-              <w:left w:type="dxa" w:w="120"/>
-              <w:bottom w:type="dxa" w:w="90"/>
-              <w:right w:type="dxa" w:w="120"/>
-            </w:tcMar>
-          </w:tcPr>
-          <w:p>
-            <w:pPr>
-              <w:jc w:val="left"/>
-            </w:pPr>
-            <w:r>
-              <w:rPr>
-                <w:rFonts w:ascii="맑은 고딕" w:cs="맑은 고딕" w:eastAsia="맑은 고딕" w:hAnsi="맑은 고딕"/>
-                <w:b w:val="false"/>
-                <w:bCs w:val="false"/>
-                <w:sz w:val="21"/>
-                <w:szCs w:val="21"/>
-              </w:rPr>
-              <w:t xml:space="preserve">🌿 지브리식 (추천)</w:t>
-            </w:r>
-          </w:p>
-        </w:tc>
-        <w:tc>
-          <w:tcPr>
-            <w:tcW w:type="dxa" w:w="4433"/>
-            <w:tcBorders>
-              <w:top w:val="single" w:color="DDD6F3" w:sz="4"/>
-              <w:left w:val="single" w:color="DDD6F3" w:sz="4"/>
-              <w:bottom w:val="single" w:color="DDD6F3" w:sz="4"/>
-              <w:right w:val="single" w:color="DDD6F3" w:sz="4"/>
-            </w:tcBorders>
-            <w:shd w:fill="FFFFFF" w:color="auto" w:val="clear"/>
-            <w:tcMar>
-              <w:top w:type="dxa" w:w="90"/>
-              <w:left w:type="dxa" w:w="120"/>
-              <w:bottom w:type="dxa" w:w="90"/>
-              <w:right w:type="dxa" w:w="120"/>
-            </w:tcMar>
-          </w:tcPr>
-          <w:p>
-            <w:pPr>
-              <w:jc w:val="left"/>
-            </w:pPr>
-            <w:r>
-              <w:rPr>
-                <w:rFonts w:ascii="맑은 고딕" w:cs="맑은 고딕" w:eastAsia="맑은 고딕" w:hAnsi="맑은 고딕"/>
-                <w:b w:val="false"/>
-                <w:bCs w:val="false"/>
-                <w:sz w:val="21"/>
-                <w:szCs w:val="21"/>
-              </w:rPr>
-              <w:t xml:space="preserve">후렴·신나는 장면(노래의 40~50%)만 1초 6장 + 사이 그림, 나머지는 멈춘 그림 + 카메라</w:t>
-            </w:r>
-          </w:p>
-        </w:tc>
-        <w:tc>
-          <w:tcPr>
-            <w:tcW w:type="dxa" w:w="3085"/>
-            <w:tcBorders>
-              <w:top w:val="single" w:color="DDD6F3" w:sz="4"/>
-              <w:left w:val="single" w:color="DDD6F3" w:sz="4"/>
-              <w:bottom w:val="single" w:color="DDD6F3" w:sz="4"/>
-              <w:right w:val="single" w:color="DDD6F3" w:sz="4"/>
-            </w:tcBorders>
-            <w:shd w:fill="FFFFFF" w:color="auto" w:val="clear"/>
-            <w:tcMar>
-              <w:top w:type="dxa" w:w="90"/>
-              <w:left w:type="dxa" w:w="120"/>
-              <w:bottom w:type="dxa" w:w="90"/>
-              <w:right w:type="dxa" w:w="120"/>
-            </w:tcMar>
-          </w:tcPr>
-          <w:p>
-            <w:pPr>
-              <w:jc w:val="left"/>
-            </w:pPr>
-            <w:r>
-              <w:rPr>
-                <w:rFonts w:ascii="맑은 고딕" w:cs="맑은 고딕" w:eastAsia="맑은 고딕" w:hAnsi="맑은 고딕"/>
-                <w:b w:val="false"/>
-                <w:bCs w:val="false"/>
-                <w:sz w:val="21"/>
-                <w:szCs w:val="21"/>
-              </w:rPr>
-              <w:t xml:space="preserve">그림 약 600장, 5시간쯤</w:t>
-            </w:r>
-          </w:p>
-        </w:tc>
-      </w:tr>
-      <w:tr>
-        <w:trPr>
-          <w:cantSplit/>
-        </w:trPr>
-        <w:tc>
-          <w:tcPr>
-            <w:tcW w:type="dxa" w:w="2120"/>
-            <w:tcBorders>
-              <w:top w:val="single" w:color="DDD6F3" w:sz="4"/>
-              <w:left w:val="single" w:color="DDD6F3" w:sz="4"/>
-              <w:bottom w:val="single" w:color="DDD6F3" w:sz="4"/>
-              <w:right w:val="single" w:color="DDD6F3" w:sz="4"/>
-            </w:tcBorders>
-            <w:shd w:fill="FAF8FF" w:color="auto" w:val="clear"/>
-            <w:tcMar>
-              <w:top w:type="dxa" w:w="90"/>
-              <w:left w:type="dxa" w:w="120"/>
-              <w:bottom w:type="dxa" w:w="90"/>
-              <w:right w:type="dxa" w:w="120"/>
-            </w:tcMar>
-          </w:tcPr>
-          <w:p>
-            <w:pPr>
-              <w:jc w:val="left"/>
-            </w:pPr>
-            <w:r>
-              <w:rPr>
-                <w:rFonts w:ascii="맑은 고딕" w:cs="맑은 고딕" w:eastAsia="맑은 고딕" w:hAnsi="맑은 고딕"/>
-                <w:b w:val="false"/>
-                <w:bCs w:val="false"/>
-                <w:sz w:val="21"/>
-                <w:szCs w:val="21"/>
-              </w:rPr>
-              <w:t xml:space="preserve">🏃 전체 움직임</w:t>
-            </w:r>
-          </w:p>
-        </w:tc>
-        <w:tc>
-          <w:tcPr>
-            <w:tcW w:type="dxa" w:w="4433"/>
-            <w:tcBorders>
-              <w:top w:val="single" w:color="DDD6F3" w:sz="4"/>
-              <w:left w:val="single" w:color="DDD6F3" w:sz="4"/>
-              <w:bottom w:val="single" w:color="DDD6F3" w:sz="4"/>
-              <w:right w:val="single" w:color="DDD6F3" w:sz="4"/>
-            </w:tcBorders>
-            <w:shd w:fill="FAF8FF" w:color="auto" w:val="clear"/>
-            <w:tcMar>
-              <w:top w:type="dxa" w:w="90"/>
-              <w:left w:type="dxa" w:w="120"/>
-              <w:bottom w:type="dxa" w:w="90"/>
-              <w:right w:type="dxa" w:w="120"/>
-            </w:tcMar>
-          </w:tcPr>
-          <w:p>
-            <w:pPr>
-              <w:jc w:val="left"/>
-            </w:pPr>
-            <w:r>
-              <w:rPr>
-                <w:rFonts w:ascii="맑은 고딕" w:cs="맑은 고딕" w:eastAsia="맑은 고딕" w:hAnsi="맑은 고딕"/>
-                <w:b w:val="false"/>
-                <w:bCs w:val="false"/>
-                <w:sz w:val="21"/>
-                <w:szCs w:val="21"/>
-              </w:rPr>
-              <w:t xml:space="preserve">모든 장면을 1초 6~8장 + 사이 그림</w:t>
-            </w:r>
-          </w:p>
-        </w:tc>
-        <w:tc>
-          <w:tcPr>
-            <w:tcW w:type="dxa" w:w="3085"/>
-            <w:tcBorders>
-              <w:top w:val="single" w:color="DDD6F3" w:sz="4"/>
-              <w:left w:val="single" w:color="DDD6F3" w:sz="4"/>
-              <w:bottom w:val="single" w:color="DDD6F3" w:sz="4"/>
-              <w:right w:val="single" w:color="DDD6F3" w:sz="4"/>
-            </w:tcBorders>
-            <w:shd w:fill="FAF8FF" w:color="auto" w:val="clear"/>
-            <w:tcMar>
-              <w:top w:type="dxa" w:w="90"/>
-              <w:left w:type="dxa" w:w="120"/>
-              <w:bottom w:type="dxa" w:w="90"/>
-              <w:right w:type="dxa" w:w="120"/>
-            </w:tcMar>
-          </w:tcPr>
-          <w:p>
-            <w:pPr>
-              <w:jc w:val="left"/>
-            </w:pPr>
-            <w:r>
-              <w:rPr>
-                <w:rFonts w:ascii="맑은 고딕" w:cs="맑은 고딕" w:eastAsia="맑은 고딕" w:hAnsi="맑은 고딕"/>
-                <w:b w:val="false"/>
-                <w:bCs w:val="false"/>
-                <w:sz w:val="21"/>
-                <w:szCs w:val="21"/>
-              </w:rPr>
-              <w:t xml:space="preserve">그림 약 1,300장, 11시간쯤</w:t>
-            </w:r>
-          </w:p>
-        </w:tc>
-      </w:tr>
-      <w:tr>
-        <w:trPr>
-          <w:cantSplit/>
-        </w:trPr>
-        <w:tc>
-          <w:tcPr>
-            <w:tcW w:type="dxa" w:w="2120"/>
-            <w:tcBorders>
-              <w:top w:val="single" w:color="DDD6F3" w:sz="4"/>
-              <w:left w:val="single" w:color="DDD6F3" w:sz="4"/>
-              <w:bottom w:val="single" w:color="DDD6F3" w:sz="4"/>
-              <w:right w:val="single" w:color="DDD6F3" w:sz="4"/>
-            </w:tcBorders>
-            <w:shd w:fill="FFFFFF" w:color="auto" w:val="clear"/>
-            <w:tcMar>
-              <w:top w:type="dxa" w:w="90"/>
-              <w:left w:type="dxa" w:w="120"/>
-              <w:bottom w:type="dxa" w:w="90"/>
-              <w:right w:type="dxa" w:w="120"/>
-            </w:tcMar>
-          </w:tcPr>
-          <w:p>
-            <w:pPr>
-              <w:jc w:val="left"/>
-            </w:pPr>
-            <w:r>
-              <w:rPr>
-                <w:rFonts w:ascii="맑은 고딕" w:cs="맑은 고딕" w:eastAsia="맑은 고딕" w:hAnsi="맑은 고딕"/>
-                <w:b w:val="false"/>
-                <w:bCs w:val="false"/>
-                <w:sz w:val="21"/>
-                <w:szCs w:val="21"/>
-              </w:rPr>
-              <w:t xml:space="preserve">🖼 리미티드</w:t>
-            </w:r>
-          </w:p>
-        </w:tc>
-        <w:tc>
-          <w:tcPr>
-            <w:tcW w:type="dxa" w:w="4433"/>
-            <w:tcBorders>
-              <w:top w:val="single" w:color="DDD6F3" w:sz="4"/>
-              <w:left w:val="single" w:color="DDD6F3" w:sz="4"/>
-              <w:bottom w:val="single" w:color="DDD6F3" w:sz="4"/>
-              <w:right w:val="single" w:color="DDD6F3" w:sz="4"/>
-            </w:tcBorders>
-            <w:shd w:fill="FFFFFF" w:color="auto" w:val="clear"/>
-            <w:tcMar>
-              <w:top w:type="dxa" w:w="90"/>
-              <w:left w:type="dxa" w:w="120"/>
-              <w:bottom w:type="dxa" w:w="90"/>
-              <w:right w:type="dxa" w:w="120"/>
-            </w:tcMar>
-          </w:tcPr>
-          <w:p>
-            <w:pPr>
-              <w:jc w:val="left"/>
-            </w:pPr>
-            <w:r>
-              <w:rPr>
-                <w:rFonts w:ascii="맑은 고딕" w:cs="맑은 고딕" w:eastAsia="맑은 고딕" w:hAnsi="맑은 고딕"/>
-                <w:b w:val="false"/>
-                <w:bCs w:val="false"/>
-                <w:sz w:val="21"/>
-                <w:szCs w:val="21"/>
-              </w:rPr>
-              <w:t xml:space="preserve">그림 몇 장을 오래 보여 주고 카메라만 움직여요</w:t>
-            </w:r>
-          </w:p>
-        </w:tc>
-        <w:tc>
-          <w:tcPr>
-            <w:tcW w:type="dxa" w:w="3085"/>
-            <w:tcBorders>
-              <w:top w:val="single" w:color="DDD6F3" w:sz="4"/>
-              <w:left w:val="single" w:color="DDD6F3" w:sz="4"/>
-              <w:bottom w:val="single" w:color="DDD6F3" w:sz="4"/>
-              <w:right w:val="single" w:color="DDD6F3" w:sz="4"/>
-            </w:tcBorders>
-            <w:shd w:fill="FFFFFF" w:color="auto" w:val="clear"/>
-            <w:tcMar>
-              <w:top w:type="dxa" w:w="90"/>
-              <w:left w:type="dxa" w:w="120"/>
-              <w:bottom w:type="dxa" w:w="90"/>
-              <w:right w:type="dxa" w:w="120"/>
-            </w:tcMar>
-          </w:tcPr>
-          <w:p>
-            <w:pPr>
-              <w:jc w:val="left"/>
-            </w:pPr>
-            <w:r>
-              <w:rPr>
-                <w:rFonts w:ascii="맑은 고딕" w:cs="맑은 고딕" w:eastAsia="맑은 고딕" w:hAnsi="맑은 고딕"/>
-                <w:b w:val="false"/>
-                <w:bCs w:val="false"/>
-                <w:sz w:val="21"/>
-                <w:szCs w:val="21"/>
-              </w:rPr>
-              <w:t xml:space="preserve">그림 약 100장, 1시간쯤</w:t>
+              <w:t xml:space="preserve">바뀐 장면만</w:t>
+            </w:r>
+            <w:r>
+              <w:rPr>
+                <w:rFonts w:ascii="맑은 고딕" w:cs="맑은 고딕" w:eastAsia="맑은 고딕" w:hAnsi="맑은 고딕"/>
+                <w:b w:val="false"/>
+                <w:bCs w:val="false"/>
+                <w:sz w:val="22"/>
+                <w:szCs w:val="22"/>
+              </w:rPr>
+              <w:t xml:space="preserve"> 다시 만들어서 빨라요.</w:t>
+            </w:r>
+          </w:p>
+          <w:p>
+            <w:pPr>
+              <w:pStyle w:val="ListParagraph"/>
+              <w:numPr>
+                <w:ilvl w:val="0"/>
+                <w:numId w:val="2"/>
+              </w:numPr>
+              <w:spacing w:after="60" w:line="340"/>
+            </w:pPr>
+            <w:r>
+              <w:rPr>
+                <w:rFonts w:ascii="맑은 고딕" w:cs="맑은 고딕" w:eastAsia="맑은 고딕" w:hAnsi="맑은 고딕"/>
+                <w:b w:val="false"/>
+                <w:bCs w:val="false"/>
+                <w:sz w:val="22"/>
+                <w:szCs w:val="22"/>
+              </w:rPr>
+              <w:t xml:space="preserve">가사를 고치면 </w:t>
+            </w:r>
+            <w:r>
+              <w:rPr>
+                <w:rFonts w:ascii="맑은 고딕" w:cs="맑은 고딕" w:eastAsia="맑은 고딕" w:hAnsi="맑은 고딕"/>
+                <w:b/>
+                <w:bCs/>
+                <w:color w:val="1F1B2E"/>
+                <w:sz w:val="22"/>
+                <w:szCs w:val="22"/>
+              </w:rPr>
+              <w:t xml:space="preserve">자막 단계만</w:t>
+            </w:r>
+            <w:r>
+              <w:rPr>
+                <w:rFonts w:ascii="맑은 고딕" w:cs="맑은 고딕" w:eastAsia="맑은 고딕" w:hAnsi="맑은 고딕"/>
+                <w:b w:val="false"/>
+                <w:bCs w:val="false"/>
+                <w:sz w:val="22"/>
+                <w:szCs w:val="22"/>
+              </w:rPr>
+              <w:t xml:space="preserve"> 다시 해요. 그림은 그대로예요.</w:t>
+            </w:r>
+          </w:p>
+          <w:p>
+            <w:pPr>
+              <w:pStyle w:val="ListParagraph"/>
+              <w:numPr>
+                <w:ilvl w:val="0"/>
+                <w:numId w:val="2"/>
+              </w:numPr>
+              <w:spacing w:after="60" w:line="340"/>
+            </w:pPr>
+            <w:r>
+              <w:rPr>
+                <w:rFonts w:ascii="맑은 고딕" w:cs="맑은 고딕" w:eastAsia="맑은 고딕" w:hAnsi="맑은 고딕"/>
+                <w:b w:val="false"/>
+                <w:bCs w:val="false"/>
+                <w:sz w:val="22"/>
+                <w:szCs w:val="22"/>
+              </w:rPr>
+              <w:t xml:space="preserve">자막 없는 영상이 필요하면 </w:t>
+            </w:r>
+            <w:r>
+              <w:rPr>
+                <w:rFonts w:ascii="맑은 고딕" w:cs="맑은 고딕" w:eastAsia="맑은 고딕" w:hAnsi="맑은 고딕"/>
+                <w:b/>
+                <w:bCs/>
+                <w:color w:val="1F1B2E"/>
+                <w:sz w:val="22"/>
+                <w:szCs w:val="22"/>
+              </w:rPr>
+              <w:t xml:space="preserve">[🎞 자막 없는 깨끗한 원본]</w:t>
+            </w:r>
+            <w:r>
+              <w:rPr>
+                <w:rFonts w:ascii="맑은 고딕" w:cs="맑은 고딕" w:eastAsia="맑은 고딕" w:hAnsi="맑은 고딕"/>
+                <w:b w:val="false"/>
+                <w:bCs w:val="false"/>
+                <w:sz w:val="22"/>
+                <w:szCs w:val="22"/>
+              </w:rPr>
+              <w:t xml:space="preserve">을 눌러요.</w:t>
             </w:r>
           </w:p>
         </w:tc>
@@ -12273,8 +12290,28 @@
     </w:tbl>
     <w:p>
       <w:pPr>
-        <w:spacing w:after="200"/>
-      </w:pPr>
+        <w:spacing w:after="160"/>
+      </w:pPr>
+    </w:p>
+    <w:p>
+      <w:pPr>
+        <w:keepNext/>
+        <w:pBdr>
+          <w:bottom w:val="single" w:color="6D28D9" w:sz="12" w:space="6"/>
+        </w:pBdr>
+        <w:spacing w:after="200" w:before="520"/>
+      </w:pPr>
+      <w:r>
+        <w:rPr>
+          <w:rFonts w:ascii="맑은 고딕" w:cs="맑은 고딕" w:eastAsia="맑은 고딕" w:hAnsi="맑은 고딕"/>
+          <w:b/>
+          <w:bCs/>
+          <w:color w:val="6D28D9"/>
+          <w:sz w:val="36"/>
+          <w:szCs w:val="36"/>
+        </w:rPr>
+        <w:t xml:space="preserve">14장. 움직임 방식 고르기</w:t>
+      </w:r>
     </w:p>
     <w:p>
       <w:pPr>
@@ -12288,18 +12325,8 @@
           <w:sz w:val="24"/>
           <w:szCs w:val="24"/>
         </w:rPr>
-        <w:t xml:space="preserve">그림 수와 시간은 예시예요. 실제 숫자는 12장의 "그리기 전에 확인하기"에서 알려 줘요. (그림 한 장에 30초쯤으로 계산해요)</w:t>
-      </w:r>
-    </w:p>
-    <w:p>
-      <w:pPr>
-        <w:pStyle w:val="ListParagraph"/>
-        <w:numPr>
-          <w:ilvl w:val="0"/>
-          <w:numId w:val="2"/>
-        </w:numPr>
-        <w:spacing w:after="140" w:line="360"/>
-      </w:pPr>
+        <w:t xml:space="preserve">왼쪽 </w:t>
+      </w:r>
       <w:r>
         <w:rPr>
           <w:rFonts w:ascii="맑은 고딕" w:cs="맑은 고딕" w:eastAsia="맑은 고딕" w:hAnsi="맑은 고딕"/>
@@ -12309,28 +12336,18 @@
           <w:sz w:val="24"/>
           <w:szCs w:val="24"/>
         </w:rPr>
-        <w:t xml:space="preserve">움직이는 장면의 그림 수</w:t>
-      </w:r>
-      <w:r>
-        <w:rPr>
-          <w:rFonts w:ascii="맑은 고딕" w:cs="맑은 고딕" w:eastAsia="맑은 고딕" w:hAnsi="맑은 고딕"/>
-          <w:b w:val="false"/>
-          <w:bCs w:val="false"/>
-          <w:sz w:val="24"/>
-          <w:szCs w:val="24"/>
-        </w:rPr>
-        <w:t xml:space="preserve"> : 1초에 6장(추천) 또는 8장. 8장은 더 부드럽지만 그림이 많이 필요해요.</w:t>
-      </w:r>
-    </w:p>
-    <w:p>
-      <w:pPr>
-        <w:pStyle w:val="ListParagraph"/>
-        <w:numPr>
-          <w:ilvl w:val="0"/>
-          <w:numId w:val="2"/>
-        </w:numPr>
-        <w:spacing w:after="140" w:line="360"/>
-      </w:pPr>
+        <w:t xml:space="preserve">[워크플로우]</w:t>
+      </w:r>
+      <w:r>
+        <w:rPr>
+          <w:rFonts w:ascii="맑은 고딕" w:cs="맑은 고딕" w:eastAsia="맑은 고딕" w:hAnsi="맑은 고딕"/>
+          <w:b w:val="false"/>
+          <w:bCs w:val="false"/>
+          <w:sz w:val="24"/>
+          <w:szCs w:val="24"/>
+        </w:rPr>
+        <w:t xml:space="preserve">에서 영상 스타일을 정해요. 기본 워크플로우는 직접 고칠 수 없어서, </w:t>
+      </w:r>
       <w:r>
         <w:rPr>
           <w:rFonts w:ascii="맑은 고딕" w:cs="맑은 고딕" w:eastAsia="맑은 고딕" w:hAnsi="맑은 고딕"/>
@@ -12340,48 +12357,17 @@
           <w:sz w:val="24"/>
           <w:szCs w:val="24"/>
         </w:rPr>
-        <w:t xml:space="preserve">사이 그림</w:t>
-      </w:r>
-      <w:r>
-        <w:rPr>
-          <w:rFonts w:ascii="맑은 고딕" w:cs="맑은 고딕" w:eastAsia="맑은 고딕" w:hAnsi="맑은 고딕"/>
-          <w:b w:val="false"/>
-          <w:bCs w:val="false"/>
-          <w:sz w:val="24"/>
-          <w:szCs w:val="24"/>
-        </w:rPr>
-        <w:t xml:space="preserve"> : 자동(추천)으로 두세요. 그래픽카드가 있으면 빠르고, 없으면 조금 느려요. 끄면 사이 그림 없이 AI 그림만 써요.</w:t>
-      </w:r>
-    </w:p>
-    <w:p>
-      <w:pPr>
-        <w:pStyle w:val="ListParagraph"/>
-        <w:numPr>
-          <w:ilvl w:val="0"/>
-          <w:numId w:val="2"/>
-        </w:numPr>
-        <w:spacing w:after="140" w:line="360"/>
-      </w:pPr>
-      <w:r>
-        <w:rPr>
-          <w:rFonts w:ascii="맑은 고딕" w:cs="맑은 고딕" w:eastAsia="맑은 고딕" w:hAnsi="맑은 고딕"/>
-          <w:b/>
-          <w:bCs/>
-          <w:color w:val="1F1B2E"/>
-          <w:sz w:val="24"/>
-          <w:szCs w:val="24"/>
-        </w:rPr>
-        <w:t xml:space="preserve">배경과 인물 따로 그리기</w:t>
-      </w:r>
-      <w:r>
-        <w:rPr>
-          <w:rFonts w:ascii="맑은 고딕" w:cs="맑은 고딕" w:eastAsia="맑은 고딕" w:hAnsi="맑은 고딕"/>
-          <w:b w:val="false"/>
-          <w:bCs w:val="false"/>
-          <w:sz w:val="24"/>
-          <w:szCs w:val="24"/>
-        </w:rPr>
-        <w:t xml:space="preserve"> : 켜 두세요. 꺼면 그림 한 장을 통째로 써요.</w:t>
+        <w:t xml:space="preserve">[＋ 지금 것을 복사해서 새로 만들기]</w:t>
+      </w:r>
+      <w:r>
+        <w:rPr>
+          <w:rFonts w:ascii="맑은 고딕" w:cs="맑은 고딕" w:eastAsia="맑은 고딕" w:hAnsi="맑은 고딕"/>
+          <w:b w:val="false"/>
+          <w:bCs w:val="false"/>
+          <w:sz w:val="24"/>
+          <w:szCs w:val="24"/>
+        </w:rPr>
+        <w:t xml:space="preserve">로 내 것을 만든 뒤 고쳐요.</w:t>
       </w:r>
     </w:p>
     <w:p>
@@ -12393,7 +12379,7 @@
       <w:r>
         <w:drawing>
           <wp:inline distT="0" distB="0" distL="0" distR="0">
-            <wp:extent cx="4324350" cy="2657475"/>
+            <wp:extent cx="4324350" cy="2352675"/>
             <wp:effectExtent t="0" r="0" b="0" l="0"/>
             <wp:docPr id="1" name="" descr="" title=""/>
             <wp:cNvGraphicFramePr>
@@ -12418,6 +12404,622 @@
                   <pic:spPr bwMode="auto">
                     <a:xfrm>
                       <a:off x="0" y="0"/>
+                      <a:ext cx="4324350" cy="2352675"/>
+                    </a:xfrm>
+                    <a:prstGeom prst="rect">
+                      <a:avLst/>
+                    </a:prstGeom>
+                  </pic:spPr>
+                </pic:pic>
+              </a:graphicData>
+            </a:graphic>
+          </wp:inline>
+        </w:drawing>
+      </w:r>
+    </w:p>
+    <w:p>
+      <w:pPr>
+        <w:spacing w:after="220"/>
+        <w:jc w:val="center"/>
+      </w:pPr>
+      <w:r>
+        <w:rPr>
+          <w:rFonts w:ascii="맑은 고딕" w:cs="맑은 고딕" w:eastAsia="맑은 고딕" w:hAnsi="맑은 고딕"/>
+          <w:b w:val="false"/>
+          <w:bCs w:val="false"/>
+          <w:color w:val="6B6780"/>
+          <w:sz w:val="20"/>
+          <w:szCs w:val="20"/>
+        </w:rPr>
+        <w:t xml:space="preserve">▲ 🏃 움직임 방식 고르기</w:t>
+      </w:r>
+    </w:p>
+    <w:tbl>
+      <w:tblPr>
+        <w:tblW w:type="dxa" w:w="9638"/>
+        <w:tblBorders>
+          <w:top w:val="single" w:color="auto" w:sz="4"/>
+          <w:left w:val="single" w:color="auto" w:sz="4"/>
+          <w:bottom w:val="single" w:color="auto" w:sz="4"/>
+          <w:right w:val="single" w:color="auto" w:sz="4"/>
+          <w:insideH w:val="single" w:color="auto" w:sz="4"/>
+          <w:insideV w:val="single" w:color="auto" w:sz="4"/>
+        </w:tblBorders>
+      </w:tblPr>
+      <w:tblGrid>
+        <w:gridCol w:w="2120"/>
+        <w:gridCol w:w="4433"/>
+        <w:gridCol w:w="3085"/>
+      </w:tblGrid>
+      <w:tr>
+        <w:trPr>
+          <w:cantSplit/>
+          <w:tblHeader/>
+          <w:trHeight w:val="420" w:hRule="atLeast"/>
+        </w:trPr>
+        <w:tc>
+          <w:tcPr>
+            <w:tcW w:type="dxa" w:w="2120"/>
+            <w:tcBorders>
+              <w:top w:val="single" w:color="DDD6F3" w:sz="4"/>
+              <w:left w:val="single" w:color="DDD6F3" w:sz="4"/>
+              <w:bottom w:val="single" w:color="DDD6F3" w:sz="4"/>
+              <w:right w:val="single" w:color="DDD6F3" w:sz="4"/>
+            </w:tcBorders>
+            <w:shd w:fill="6D28D9" w:color="auto" w:val="clear"/>
+            <w:tcMar>
+              <w:top w:type="dxa" w:w="90"/>
+              <w:left w:type="dxa" w:w="120"/>
+              <w:bottom w:type="dxa" w:w="90"/>
+              <w:right w:type="dxa" w:w="120"/>
+            </w:tcMar>
+          </w:tcPr>
+          <w:p>
+            <w:pPr>
+              <w:jc w:val="left"/>
+            </w:pPr>
+            <w:r>
+              <w:rPr>
+                <w:rFonts w:ascii="맑은 고딕" w:cs="맑은 고딕" w:eastAsia="맑은 고딕" w:hAnsi="맑은 고딕"/>
+                <w:b/>
+                <w:bCs/>
+                <w:color w:val="FFFFFF"/>
+                <w:sz w:val="22"/>
+                <w:szCs w:val="22"/>
+              </w:rPr>
+              <w:t xml:space="preserve">움직임 방식</w:t>
+            </w:r>
+          </w:p>
+        </w:tc>
+        <w:tc>
+          <w:tcPr>
+            <w:tcW w:type="dxa" w:w="4433"/>
+            <w:tcBorders>
+              <w:top w:val="single" w:color="DDD6F3" w:sz="4"/>
+              <w:left w:val="single" w:color="DDD6F3" w:sz="4"/>
+              <w:bottom w:val="single" w:color="DDD6F3" w:sz="4"/>
+              <w:right w:val="single" w:color="DDD6F3" w:sz="4"/>
+            </w:tcBorders>
+            <w:shd w:fill="6D28D9" w:color="auto" w:val="clear"/>
+            <w:tcMar>
+              <w:top w:type="dxa" w:w="90"/>
+              <w:left w:type="dxa" w:w="120"/>
+              <w:bottom w:type="dxa" w:w="90"/>
+              <w:right w:type="dxa" w:w="120"/>
+            </w:tcMar>
+          </w:tcPr>
+          <w:p>
+            <w:pPr>
+              <w:jc w:val="left"/>
+            </w:pPr>
+            <w:r>
+              <w:rPr>
+                <w:rFonts w:ascii="맑은 고딕" w:cs="맑은 고딕" w:eastAsia="맑은 고딕" w:hAnsi="맑은 고딕"/>
+                <w:b/>
+                <w:bCs/>
+                <w:color w:val="FFFFFF"/>
+                <w:sz w:val="22"/>
+                <w:szCs w:val="22"/>
+              </w:rPr>
+              <w:t xml:space="preserve">어떻게 움직여요?</w:t>
+            </w:r>
+          </w:p>
+        </w:tc>
+        <w:tc>
+          <w:tcPr>
+            <w:tcW w:type="dxa" w:w="3085"/>
+            <w:tcBorders>
+              <w:top w:val="single" w:color="DDD6F3" w:sz="4"/>
+              <w:left w:val="single" w:color="DDD6F3" w:sz="4"/>
+              <w:bottom w:val="single" w:color="DDD6F3" w:sz="4"/>
+              <w:right w:val="single" w:color="DDD6F3" w:sz="4"/>
+            </w:tcBorders>
+            <w:shd w:fill="6D28D9" w:color="auto" w:val="clear"/>
+            <w:tcMar>
+              <w:top w:type="dxa" w:w="90"/>
+              <w:left w:type="dxa" w:w="120"/>
+              <w:bottom w:type="dxa" w:w="90"/>
+              <w:right w:type="dxa" w:w="120"/>
+            </w:tcMar>
+          </w:tcPr>
+          <w:p>
+            <w:pPr>
+              <w:jc w:val="left"/>
+            </w:pPr>
+            <w:r>
+              <w:rPr>
+                <w:rFonts w:ascii="맑은 고딕" w:cs="맑은 고딕" w:eastAsia="맑은 고딕" w:hAnsi="맑은 고딕"/>
+                <w:b/>
+                <w:bCs/>
+                <w:color w:val="FFFFFF"/>
+                <w:sz w:val="22"/>
+                <w:szCs w:val="22"/>
+              </w:rPr>
+              <w:t xml:space="preserve">3분 30초 노래 예시</w:t>
+            </w:r>
+          </w:p>
+        </w:tc>
+      </w:tr>
+      <w:tr>
+        <w:trPr>
+          <w:cantSplit/>
+        </w:trPr>
+        <w:tc>
+          <w:tcPr>
+            <w:tcW w:type="dxa" w:w="2120"/>
+            <w:tcBorders>
+              <w:top w:val="single" w:color="DDD6F3" w:sz="4"/>
+              <w:left w:val="single" w:color="DDD6F3" w:sz="4"/>
+              <w:bottom w:val="single" w:color="DDD6F3" w:sz="4"/>
+              <w:right w:val="single" w:color="DDD6F3" w:sz="4"/>
+            </w:tcBorders>
+            <w:shd w:fill="FFFFFF" w:color="auto" w:val="clear"/>
+            <w:tcMar>
+              <w:top w:type="dxa" w:w="90"/>
+              <w:left w:type="dxa" w:w="120"/>
+              <w:bottom w:type="dxa" w:w="90"/>
+              <w:right w:type="dxa" w:w="120"/>
+            </w:tcMar>
+          </w:tcPr>
+          <w:p>
+            <w:pPr>
+              <w:jc w:val="left"/>
+            </w:pPr>
+            <w:r>
+              <w:rPr>
+                <w:rFonts w:ascii="맑은 고딕" w:cs="맑은 고딕" w:eastAsia="맑은 고딕" w:hAnsi="맑은 고딕"/>
+                <w:b w:val="false"/>
+                <w:bCs w:val="false"/>
+                <w:sz w:val="21"/>
+                <w:szCs w:val="21"/>
+              </w:rPr>
+              <w:t xml:space="preserve">🌿 지브리식 (추천)</w:t>
+            </w:r>
+          </w:p>
+        </w:tc>
+        <w:tc>
+          <w:tcPr>
+            <w:tcW w:type="dxa" w:w="4433"/>
+            <w:tcBorders>
+              <w:top w:val="single" w:color="DDD6F3" w:sz="4"/>
+              <w:left w:val="single" w:color="DDD6F3" w:sz="4"/>
+              <w:bottom w:val="single" w:color="DDD6F3" w:sz="4"/>
+              <w:right w:val="single" w:color="DDD6F3" w:sz="4"/>
+            </w:tcBorders>
+            <w:shd w:fill="FFFFFF" w:color="auto" w:val="clear"/>
+            <w:tcMar>
+              <w:top w:type="dxa" w:w="90"/>
+              <w:left w:type="dxa" w:w="120"/>
+              <w:bottom w:type="dxa" w:w="90"/>
+              <w:right w:type="dxa" w:w="120"/>
+            </w:tcMar>
+          </w:tcPr>
+          <w:p>
+            <w:pPr>
+              <w:jc w:val="left"/>
+            </w:pPr>
+            <w:r>
+              <w:rPr>
+                <w:rFonts w:ascii="맑은 고딕" w:cs="맑은 고딕" w:eastAsia="맑은 고딕" w:hAnsi="맑은 고딕"/>
+                <w:b w:val="false"/>
+                <w:bCs w:val="false"/>
+                <w:sz w:val="21"/>
+                <w:szCs w:val="21"/>
+              </w:rPr>
+              <w:t xml:space="preserve">후렴·신나는 장면(노래의 40~50%)만 1초 6장 + 사이 그림, 나머지는 멈춘 그림 + 카메라</w:t>
+            </w:r>
+          </w:p>
+        </w:tc>
+        <w:tc>
+          <w:tcPr>
+            <w:tcW w:type="dxa" w:w="3085"/>
+            <w:tcBorders>
+              <w:top w:val="single" w:color="DDD6F3" w:sz="4"/>
+              <w:left w:val="single" w:color="DDD6F3" w:sz="4"/>
+              <w:bottom w:val="single" w:color="DDD6F3" w:sz="4"/>
+              <w:right w:val="single" w:color="DDD6F3" w:sz="4"/>
+            </w:tcBorders>
+            <w:shd w:fill="FFFFFF" w:color="auto" w:val="clear"/>
+            <w:tcMar>
+              <w:top w:type="dxa" w:w="90"/>
+              <w:left w:type="dxa" w:w="120"/>
+              <w:bottom w:type="dxa" w:w="90"/>
+              <w:right w:type="dxa" w:w="120"/>
+            </w:tcMar>
+          </w:tcPr>
+          <w:p>
+            <w:pPr>
+              <w:jc w:val="left"/>
+            </w:pPr>
+            <w:r>
+              <w:rPr>
+                <w:rFonts w:ascii="맑은 고딕" w:cs="맑은 고딕" w:eastAsia="맑은 고딕" w:hAnsi="맑은 고딕"/>
+                <w:b w:val="false"/>
+                <w:bCs w:val="false"/>
+                <w:sz w:val="21"/>
+                <w:szCs w:val="21"/>
+              </w:rPr>
+              <w:t xml:space="preserve">그림 약 600장, 5시간쯤</w:t>
+            </w:r>
+          </w:p>
+        </w:tc>
+      </w:tr>
+      <w:tr>
+        <w:trPr>
+          <w:cantSplit/>
+        </w:trPr>
+        <w:tc>
+          <w:tcPr>
+            <w:tcW w:type="dxa" w:w="2120"/>
+            <w:tcBorders>
+              <w:top w:val="single" w:color="DDD6F3" w:sz="4"/>
+              <w:left w:val="single" w:color="DDD6F3" w:sz="4"/>
+              <w:bottom w:val="single" w:color="DDD6F3" w:sz="4"/>
+              <w:right w:val="single" w:color="DDD6F3" w:sz="4"/>
+            </w:tcBorders>
+            <w:shd w:fill="FAF8FF" w:color="auto" w:val="clear"/>
+            <w:tcMar>
+              <w:top w:type="dxa" w:w="90"/>
+              <w:left w:type="dxa" w:w="120"/>
+              <w:bottom w:type="dxa" w:w="90"/>
+              <w:right w:type="dxa" w:w="120"/>
+            </w:tcMar>
+          </w:tcPr>
+          <w:p>
+            <w:pPr>
+              <w:jc w:val="left"/>
+            </w:pPr>
+            <w:r>
+              <w:rPr>
+                <w:rFonts w:ascii="맑은 고딕" w:cs="맑은 고딕" w:eastAsia="맑은 고딕" w:hAnsi="맑은 고딕"/>
+                <w:b w:val="false"/>
+                <w:bCs w:val="false"/>
+                <w:sz w:val="21"/>
+                <w:szCs w:val="21"/>
+              </w:rPr>
+              <w:t xml:space="preserve">🏃 전체 움직임</w:t>
+            </w:r>
+          </w:p>
+        </w:tc>
+        <w:tc>
+          <w:tcPr>
+            <w:tcW w:type="dxa" w:w="4433"/>
+            <w:tcBorders>
+              <w:top w:val="single" w:color="DDD6F3" w:sz="4"/>
+              <w:left w:val="single" w:color="DDD6F3" w:sz="4"/>
+              <w:bottom w:val="single" w:color="DDD6F3" w:sz="4"/>
+              <w:right w:val="single" w:color="DDD6F3" w:sz="4"/>
+            </w:tcBorders>
+            <w:shd w:fill="FAF8FF" w:color="auto" w:val="clear"/>
+            <w:tcMar>
+              <w:top w:type="dxa" w:w="90"/>
+              <w:left w:type="dxa" w:w="120"/>
+              <w:bottom w:type="dxa" w:w="90"/>
+              <w:right w:type="dxa" w:w="120"/>
+            </w:tcMar>
+          </w:tcPr>
+          <w:p>
+            <w:pPr>
+              <w:jc w:val="left"/>
+            </w:pPr>
+            <w:r>
+              <w:rPr>
+                <w:rFonts w:ascii="맑은 고딕" w:cs="맑은 고딕" w:eastAsia="맑은 고딕" w:hAnsi="맑은 고딕"/>
+                <w:b w:val="false"/>
+                <w:bCs w:val="false"/>
+                <w:sz w:val="21"/>
+                <w:szCs w:val="21"/>
+              </w:rPr>
+              <w:t xml:space="preserve">모든 장면을 1초 6~8장 + 사이 그림</w:t>
+            </w:r>
+          </w:p>
+        </w:tc>
+        <w:tc>
+          <w:tcPr>
+            <w:tcW w:type="dxa" w:w="3085"/>
+            <w:tcBorders>
+              <w:top w:val="single" w:color="DDD6F3" w:sz="4"/>
+              <w:left w:val="single" w:color="DDD6F3" w:sz="4"/>
+              <w:bottom w:val="single" w:color="DDD6F3" w:sz="4"/>
+              <w:right w:val="single" w:color="DDD6F3" w:sz="4"/>
+            </w:tcBorders>
+            <w:shd w:fill="FAF8FF" w:color="auto" w:val="clear"/>
+            <w:tcMar>
+              <w:top w:type="dxa" w:w="90"/>
+              <w:left w:type="dxa" w:w="120"/>
+              <w:bottom w:type="dxa" w:w="90"/>
+              <w:right w:type="dxa" w:w="120"/>
+            </w:tcMar>
+          </w:tcPr>
+          <w:p>
+            <w:pPr>
+              <w:jc w:val="left"/>
+            </w:pPr>
+            <w:r>
+              <w:rPr>
+                <w:rFonts w:ascii="맑은 고딕" w:cs="맑은 고딕" w:eastAsia="맑은 고딕" w:hAnsi="맑은 고딕"/>
+                <w:b w:val="false"/>
+                <w:bCs w:val="false"/>
+                <w:sz w:val="21"/>
+                <w:szCs w:val="21"/>
+              </w:rPr>
+              <w:t xml:space="preserve">그림 약 1,300장, 11시간쯤</w:t>
+            </w:r>
+          </w:p>
+        </w:tc>
+      </w:tr>
+      <w:tr>
+        <w:trPr>
+          <w:cantSplit/>
+        </w:trPr>
+        <w:tc>
+          <w:tcPr>
+            <w:tcW w:type="dxa" w:w="2120"/>
+            <w:tcBorders>
+              <w:top w:val="single" w:color="DDD6F3" w:sz="4"/>
+              <w:left w:val="single" w:color="DDD6F3" w:sz="4"/>
+              <w:bottom w:val="single" w:color="DDD6F3" w:sz="4"/>
+              <w:right w:val="single" w:color="DDD6F3" w:sz="4"/>
+            </w:tcBorders>
+            <w:shd w:fill="FFFFFF" w:color="auto" w:val="clear"/>
+            <w:tcMar>
+              <w:top w:type="dxa" w:w="90"/>
+              <w:left w:type="dxa" w:w="120"/>
+              <w:bottom w:type="dxa" w:w="90"/>
+              <w:right w:type="dxa" w:w="120"/>
+            </w:tcMar>
+          </w:tcPr>
+          <w:p>
+            <w:pPr>
+              <w:jc w:val="left"/>
+            </w:pPr>
+            <w:r>
+              <w:rPr>
+                <w:rFonts w:ascii="맑은 고딕" w:cs="맑은 고딕" w:eastAsia="맑은 고딕" w:hAnsi="맑은 고딕"/>
+                <w:b w:val="false"/>
+                <w:bCs w:val="false"/>
+                <w:sz w:val="21"/>
+                <w:szCs w:val="21"/>
+              </w:rPr>
+              <w:t xml:space="preserve">🖼 리미티드</w:t>
+            </w:r>
+          </w:p>
+        </w:tc>
+        <w:tc>
+          <w:tcPr>
+            <w:tcW w:type="dxa" w:w="4433"/>
+            <w:tcBorders>
+              <w:top w:val="single" w:color="DDD6F3" w:sz="4"/>
+              <w:left w:val="single" w:color="DDD6F3" w:sz="4"/>
+              <w:bottom w:val="single" w:color="DDD6F3" w:sz="4"/>
+              <w:right w:val="single" w:color="DDD6F3" w:sz="4"/>
+            </w:tcBorders>
+            <w:shd w:fill="FFFFFF" w:color="auto" w:val="clear"/>
+            <w:tcMar>
+              <w:top w:type="dxa" w:w="90"/>
+              <w:left w:type="dxa" w:w="120"/>
+              <w:bottom w:type="dxa" w:w="90"/>
+              <w:right w:type="dxa" w:w="120"/>
+            </w:tcMar>
+          </w:tcPr>
+          <w:p>
+            <w:pPr>
+              <w:jc w:val="left"/>
+            </w:pPr>
+            <w:r>
+              <w:rPr>
+                <w:rFonts w:ascii="맑은 고딕" w:cs="맑은 고딕" w:eastAsia="맑은 고딕" w:hAnsi="맑은 고딕"/>
+                <w:b w:val="false"/>
+                <w:bCs w:val="false"/>
+                <w:sz w:val="21"/>
+                <w:szCs w:val="21"/>
+              </w:rPr>
+              <w:t xml:space="preserve">그림 몇 장을 오래 보여 주고 카메라만 움직여요</w:t>
+            </w:r>
+          </w:p>
+        </w:tc>
+        <w:tc>
+          <w:tcPr>
+            <w:tcW w:type="dxa" w:w="3085"/>
+            <w:tcBorders>
+              <w:top w:val="single" w:color="DDD6F3" w:sz="4"/>
+              <w:left w:val="single" w:color="DDD6F3" w:sz="4"/>
+              <w:bottom w:val="single" w:color="DDD6F3" w:sz="4"/>
+              <w:right w:val="single" w:color="DDD6F3" w:sz="4"/>
+            </w:tcBorders>
+            <w:shd w:fill="FFFFFF" w:color="auto" w:val="clear"/>
+            <w:tcMar>
+              <w:top w:type="dxa" w:w="90"/>
+              <w:left w:type="dxa" w:w="120"/>
+              <w:bottom w:type="dxa" w:w="90"/>
+              <w:right w:type="dxa" w:w="120"/>
+            </w:tcMar>
+          </w:tcPr>
+          <w:p>
+            <w:pPr>
+              <w:jc w:val="left"/>
+            </w:pPr>
+            <w:r>
+              <w:rPr>
+                <w:rFonts w:ascii="맑은 고딕" w:cs="맑은 고딕" w:eastAsia="맑은 고딕" w:hAnsi="맑은 고딕"/>
+                <w:b w:val="false"/>
+                <w:bCs w:val="false"/>
+                <w:sz w:val="21"/>
+                <w:szCs w:val="21"/>
+              </w:rPr>
+              <w:t xml:space="preserve">그림 약 100장, 1시간쯤</w:t>
+            </w:r>
+          </w:p>
+        </w:tc>
+      </w:tr>
+    </w:tbl>
+    <w:p>
+      <w:pPr>
+        <w:spacing w:after="200"/>
+      </w:pPr>
+    </w:p>
+    <w:p>
+      <w:pPr>
+        <w:spacing w:after="160" w:line="380"/>
+      </w:pPr>
+      <w:r>
+        <w:rPr>
+          <w:rFonts w:ascii="맑은 고딕" w:cs="맑은 고딕" w:eastAsia="맑은 고딕" w:hAnsi="맑은 고딕"/>
+          <w:b w:val="false"/>
+          <w:bCs w:val="false"/>
+          <w:sz w:val="24"/>
+          <w:szCs w:val="24"/>
+        </w:rPr>
+        <w:t xml:space="preserve">그림 수와 시간은 예시예요. 실제 숫자는 12장의 "그리기 전에 확인하기"에서 알려 줘요. (그림 한 장에 30초쯤으로 계산해요)</w:t>
+      </w:r>
+    </w:p>
+    <w:p>
+      <w:pPr>
+        <w:pStyle w:val="ListParagraph"/>
+        <w:numPr>
+          <w:ilvl w:val="0"/>
+          <w:numId w:val="2"/>
+        </w:numPr>
+        <w:spacing w:after="140" w:line="360"/>
+      </w:pPr>
+      <w:r>
+        <w:rPr>
+          <w:rFonts w:ascii="맑은 고딕" w:cs="맑은 고딕" w:eastAsia="맑은 고딕" w:hAnsi="맑은 고딕"/>
+          <w:b/>
+          <w:bCs/>
+          <w:color w:val="1F1B2E"/>
+          <w:sz w:val="24"/>
+          <w:szCs w:val="24"/>
+        </w:rPr>
+        <w:t xml:space="preserve">움직이는 장면의 그림 수</w:t>
+      </w:r>
+      <w:r>
+        <w:rPr>
+          <w:rFonts w:ascii="맑은 고딕" w:cs="맑은 고딕" w:eastAsia="맑은 고딕" w:hAnsi="맑은 고딕"/>
+          <w:b w:val="false"/>
+          <w:bCs w:val="false"/>
+          <w:sz w:val="24"/>
+          <w:szCs w:val="24"/>
+        </w:rPr>
+        <w:t xml:space="preserve"> : 1초에 6장(추천) 또는 8장. 8장은 더 부드럽지만 그림이 많이 필요해요.</w:t>
+      </w:r>
+    </w:p>
+    <w:p>
+      <w:pPr>
+        <w:pStyle w:val="ListParagraph"/>
+        <w:numPr>
+          <w:ilvl w:val="0"/>
+          <w:numId w:val="2"/>
+        </w:numPr>
+        <w:spacing w:after="140" w:line="360"/>
+      </w:pPr>
+      <w:r>
+        <w:rPr>
+          <w:rFonts w:ascii="맑은 고딕" w:cs="맑은 고딕" w:eastAsia="맑은 고딕" w:hAnsi="맑은 고딕"/>
+          <w:b/>
+          <w:bCs/>
+          <w:color w:val="1F1B2E"/>
+          <w:sz w:val="24"/>
+          <w:szCs w:val="24"/>
+        </w:rPr>
+        <w:t xml:space="preserve">사이 그림</w:t>
+      </w:r>
+      <w:r>
+        <w:rPr>
+          <w:rFonts w:ascii="맑은 고딕" w:cs="맑은 고딕" w:eastAsia="맑은 고딕" w:hAnsi="맑은 고딕"/>
+          <w:b w:val="false"/>
+          <w:bCs w:val="false"/>
+          <w:sz w:val="24"/>
+          <w:szCs w:val="24"/>
+        </w:rPr>
+        <w:t xml:space="preserve"> : 자동(추천)으로 두세요. 그래픽카드가 있으면 빠르고, 없으면 조금 느려요. 끄면 사이 그림 없이 AI 그림만 써요.</w:t>
+      </w:r>
+    </w:p>
+    <w:p>
+      <w:pPr>
+        <w:pStyle w:val="ListParagraph"/>
+        <w:numPr>
+          <w:ilvl w:val="0"/>
+          <w:numId w:val="2"/>
+        </w:numPr>
+        <w:spacing w:after="140" w:line="360"/>
+      </w:pPr>
+      <w:r>
+        <w:rPr>
+          <w:rFonts w:ascii="맑은 고딕" w:cs="맑은 고딕" w:eastAsia="맑은 고딕" w:hAnsi="맑은 고딕"/>
+          <w:b/>
+          <w:bCs/>
+          <w:color w:val="1F1B2E"/>
+          <w:sz w:val="24"/>
+          <w:szCs w:val="24"/>
+        </w:rPr>
+        <w:t xml:space="preserve">배경과 인물 따로 그리기</w:t>
+      </w:r>
+      <w:r>
+        <w:rPr>
+          <w:rFonts w:ascii="맑은 고딕" w:cs="맑은 고딕" w:eastAsia="맑은 고딕" w:hAnsi="맑은 고딕"/>
+          <w:b w:val="false"/>
+          <w:bCs w:val="false"/>
+          <w:sz w:val="24"/>
+          <w:szCs w:val="24"/>
+        </w:rPr>
+        <w:t xml:space="preserve"> : 켜 두세요. 꺼면 그림 한 장을 통째로 써요.</w:t>
+      </w:r>
+    </w:p>
+    <w:p>
+      <w:pPr>
+        <w:keepNext/>
+        <w:spacing w:after="60" w:before="120"/>
+        <w:jc w:val="center"/>
+      </w:pPr>
+      <w:r>
+        <w:drawing>
+          <wp:inline distT="0" distB="0" distL="0" distR="0">
+            <wp:extent cx="4324350" cy="2657475"/>
+            <wp:effectExtent t="0" r="0" b="0" l="0"/>
+            <wp:docPr id="1" name="" descr="" title=""/>
+            <wp:cNvGraphicFramePr>
+              <a:graphicFrameLocks xmlns:a="http://schemas.openxmlformats.org/drawingml/2006/main" noChangeAspect="1"/>
+            </wp:cNvGraphicFramePr>
+            <a:graphic xmlns:a="http://schemas.openxmlformats.org/drawingml/2006/main">
+              <a:graphicData uri="http://schemas.openxmlformats.org/drawingml/2006/picture">
+                <pic:pic xmlns:pic="http://schemas.openxmlformats.org/drawingml/2006/picture">
+                  <pic:nvPicPr>
+                    <pic:cNvPr id="0" name="" descr=""/>
+                    <pic:cNvPicPr>
+                      <a:picLocks noChangeAspect="1" noChangeArrowheads="1"/>
+                    </pic:cNvPicPr>
+                  </pic:nvPicPr>
+                  <pic:blipFill>
+                    <a:blip r:embed="rId41" cstate="none"/>
+                    <a:srcRect/>
+                    <a:stretch>
+                      <a:fillRect/>
+                    </a:stretch>
+                  </pic:blipFill>
+                  <pic:spPr bwMode="auto">
+                    <a:xfrm>
+                      <a:off x="0" y="0"/>
                       <a:ext cx="4324350" cy="2657475"/>
                     </a:xfrm>
                     <a:prstGeom prst="rect">
@@ -12473,7 +13075,7 @@
                     </pic:cNvPicPr>
                   </pic:nvPicPr>
                   <pic:blipFill>
-                    <a:blip r:embed="rId41" cstate="none"/>
+                    <a:blip r:embed="rId42" cstate="none"/>
                     <a:srcRect/>
                     <a:stretch>
                       <a:fillRect/>
